--- a/docs/Shapes and Relations in 2D.docx
+++ b/docs/Shapes and Relations in 2D.docx
@@ -1,6 +1,6 @@
 
 <file path=word/document.xml><?xml version="1.0" encoding="utf-8"?>
-<w:document xmlns:wpc="http://schemas.microsoft.com/office/word/2010/wordprocessingCanvas" xmlns:cx="http://schemas.microsoft.com/office/drawing/2014/chartex" xmlns:cx1="http://schemas.microsoft.com/office/drawing/2015/9/8/chartex" xmlns:cx2="http://schemas.microsoft.com/office/drawing/2015/10/21/chartex" xmlns:cx3="http://schemas.microsoft.com/office/drawing/2016/5/9/chartex" xmlns:cx4="http://schemas.microsoft.com/office/drawing/2016/5/10/chartex" xmlns:cx5="http://schemas.microsoft.com/office/drawing/2016/5/11/chartex" xmlns:cx6="http://schemas.microsoft.com/office/drawing/2016/5/12/chartex" xmlns:cx7="http://schemas.microsoft.com/office/drawing/2016/5/13/chartex" xmlns:cx8="http://schemas.microsoft.com/office/drawing/2016/5/14/chartex" xmlns:mc="http://schemas.openxmlformats.org/markup-compatibility/2006" xmlns:aink="http://schemas.microsoft.com/office/drawing/2016/ink" xmlns:am3d="http://schemas.microsoft.com/office/drawing/2017/model3d" xmlns:o="urn:schemas-microsoft-com:office:office" xmlns:oel="http://schemas.microsoft.com/office/2019/extlst" xmlns:r="http://schemas.openxmlformats.org/officeDocument/2006/relationships" xmlns:m="http://schemas.openxmlformats.org/officeDocument/2006/math" xmlns:v="urn:schemas-microsoft-com:vml" xmlns:wp14="http://schemas.microsoft.com/office/word/2010/wordprocessingDrawing" xmlns:wp="http://schemas.openxmlformats.org/drawingml/2006/wordprocessingDrawing" xmlns:w10="urn:schemas-microsoft-com:office:word" xmlns:w="http://schemas.openxmlformats.org/wordprocessingml/2006/main" xmlns:w14="http://schemas.microsoft.com/office/word/2010/wordml" xmlns:w15="http://schemas.microsoft.com/office/word/2012/wordml" xmlns:w16cex="http://schemas.microsoft.com/office/word/2018/wordml/cex" xmlns:w16cid="http://schemas.microsoft.com/office/word/2016/wordml/cid" xmlns:w16="http://schemas.microsoft.com/office/word/2018/wordml" xmlns:w16du="http://schemas.microsoft.com/office/word/2023/wordml/word16du" xmlns:w16sdtdh="http://schemas.microsoft.com/office/word/2020/wordml/sdtdatahash" xmlns:w16se="http://schemas.microsoft.com/office/word/2015/wordml/symex" xmlns:wpg="http://schemas.microsoft.com/office/word/2010/wordprocessingGroup" xmlns:wpi="http://schemas.microsoft.com/office/word/2010/wordprocessingInk" xmlns:wne="http://schemas.microsoft.com/office/word/2006/wordml" xmlns:wps="http://schemas.microsoft.com/office/word/2010/wordprocessingShape" mc:Ignorable="w14 w15 w16se w16cid w16 w16cex w16sdtdh w16du wp14">
+<w:document xmlns:wpc="http://schemas.microsoft.com/office/word/2010/wordprocessingCanvas" xmlns:cx="http://schemas.microsoft.com/office/drawing/2014/chartex" xmlns:cx1="http://schemas.microsoft.com/office/drawing/2015/9/8/chartex" xmlns:cx2="http://schemas.microsoft.com/office/drawing/2015/10/21/chartex" xmlns:cx3="http://schemas.microsoft.com/office/drawing/2016/5/9/chartex" xmlns:cx4="http://schemas.microsoft.com/office/drawing/2016/5/10/chartex" xmlns:cx5="http://schemas.microsoft.com/office/drawing/2016/5/11/chartex" xmlns:cx6="http://schemas.microsoft.com/office/drawing/2016/5/12/chartex" xmlns:cx7="http://schemas.microsoft.com/office/drawing/2016/5/13/chartex" xmlns:cx8="http://schemas.microsoft.com/office/drawing/2016/5/14/chartex" xmlns:mc="http://schemas.openxmlformats.org/markup-compatibility/2006" xmlns:aink="http://schemas.microsoft.com/office/drawing/2016/ink" xmlns:am3d="http://schemas.microsoft.com/office/drawing/2017/model3d" xmlns:o="urn:schemas-microsoft-com:office:office" xmlns:oel="http://schemas.microsoft.com/office/2019/extlst" xmlns:r="http://schemas.openxmlformats.org/officeDocument/2006/relationships" xmlns:m="http://schemas.openxmlformats.org/officeDocument/2006/math" xmlns:v="urn:schemas-microsoft-com:vml" xmlns:wp14="http://schemas.microsoft.com/office/word/2010/wordprocessingDrawing" xmlns:wp="http://schemas.openxmlformats.org/drawingml/2006/wordprocessingDrawing" xmlns:w10="urn:schemas-microsoft-com:office:word" xmlns:w="http://schemas.openxmlformats.org/wordprocessingml/2006/main" xmlns:w14="http://schemas.microsoft.com/office/word/2010/wordml" xmlns:w15="http://schemas.microsoft.com/office/word/2012/wordml" xmlns:w16cex="http://schemas.microsoft.com/office/word/2018/wordml/cex" xmlns:w16cid="http://schemas.microsoft.com/office/word/2016/wordml/cid" xmlns:w16="http://schemas.microsoft.com/office/word/2018/wordml" xmlns:w16du="http://schemas.microsoft.com/office/word/2023/wordml/word16du" xmlns:w16sdtdh="http://schemas.microsoft.com/office/word/2020/wordml/sdtdatahash" xmlns:w16sdtfl="http://schemas.microsoft.com/office/word/2024/wordml/sdtformatlock" xmlns:w16se="http://schemas.microsoft.com/office/word/2015/wordml/symex" xmlns:wpg="http://schemas.microsoft.com/office/word/2010/wordprocessingGroup" xmlns:wpi="http://schemas.microsoft.com/office/word/2010/wordprocessingInk" xmlns:wne="http://schemas.microsoft.com/office/word/2006/wordml" xmlns:wps="http://schemas.microsoft.com/office/word/2010/wordprocessingShape" mc:Ignorable="w14 w15 w16se w16cid w16 w16cex w16sdtdh w16sdtfl w16du wp14">
   <w:body>
     <w:p>
       <w:pPr>
@@ -12898,11 +12898,19 @@
         </w:rPr>
         <w:t xml:space="preserve"> </w:t>
       </w:r>
+      <w:proofErr w:type="gramStart"/>
       <w:r>
         <w:rPr>
           <w:lang w:eastAsia="en-CA"/>
         </w:rPr>
-        <w:t>have more than one point in common, but their interiors do not intersect.</w:t>
+        <w:t>have</w:t>
+      </w:r>
+      <w:proofErr w:type="gramEnd"/>
+      <w:r>
+        <w:rPr>
+          <w:lang w:eastAsia="en-CA"/>
+        </w:rPr>
+        <w:t xml:space="preserve"> more than one point in common, but their interiors do not intersect.</w:t>
       </w:r>
     </w:p>
     <w:tbl>
@@ -22320,55 +22328,43 @@
         <w:rPr>
           <w:lang w:eastAsia="en-CA"/>
         </w:rPr>
-        <w:t xml:space="preserve"> </w:t>
+        <w:t xml:space="preserve"> is always the larger of the two </w:t>
       </w:r>
       <w:r>
         <w:rPr>
           <w:lang w:eastAsia="en-CA"/>
         </w:rPr>
-        <w:t xml:space="preserve">is always the larger of the two </w:t>
+        <w:t>structures,</w:t>
       </w:r>
       <w:r>
         <w:rPr>
           <w:lang w:eastAsia="en-CA"/>
         </w:rPr>
-        <w:t>structures,</w:t>
+        <w:t xml:space="preserve"> then the relationships: </w:t>
       </w:r>
       <w:r>
         <w:rPr>
           <w:lang w:eastAsia="en-CA"/>
         </w:rPr>
-        <w:t xml:space="preserve"> then the relationships: </w:t>
+        <w:t>Embeds</w:t>
       </w:r>
       <w:r>
         <w:rPr>
           <w:lang w:eastAsia="en-CA"/>
         </w:rPr>
-        <w:t>Embeds</w:t>
+        <w:t xml:space="preserve">, </w:t>
       </w:r>
       <w:r>
         <w:rPr>
           <w:lang w:eastAsia="en-CA"/>
         </w:rPr>
+        <w:t>Sheltered</w:t>
+      </w:r>
+      <w:r>
+        <w:rPr>
+          <w:lang w:eastAsia="en-CA"/>
+        </w:rPr>
         <w:t xml:space="preserve">, </w:t>
-      </w:r>
-      <w:r>
-        <w:rPr>
-          <w:lang w:eastAsia="en-CA"/>
-        </w:rPr>
-        <w:t>Sheltered</w:t>
-      </w:r>
-      <w:r>
-        <w:rPr>
-          <w:lang w:eastAsia="en-CA"/>
-        </w:rPr>
-        <w:t>,</w:t>
-      </w:r>
-      <w:r>
-        <w:rPr>
-          <w:lang w:eastAsia="en-CA"/>
-        </w:rPr>
-        <w:t xml:space="preserve"> </w:t>
       </w:r>
       <w:r>
         <w:t>Confines</w:t>
@@ -22492,13 +22488,7 @@
         <w:rPr>
           <w:lang w:eastAsia="en-CA"/>
         </w:rPr>
-        <w:t>Interior</w:t>
-      </w:r>
-      <w:r>
-        <w:rPr>
-          <w:lang w:eastAsia="en-CA"/>
-        </w:rPr>
-        <w:t xml:space="preserve"> </w:t>
+        <w:t xml:space="preserve">Interior </w:t>
       </w:r>
       <w:r>
         <w:rPr>
@@ -28253,7 +28243,6 @@
               <w:bottom w:val="single" w:sz="18" w:space="0" w:color="auto"/>
               <w:right w:val="nil"/>
             </w:tcBorders>
-            <w:shd w:val="clear" w:color="auto" w:fill="auto"/>
             <w:noWrap/>
             <w:vAlign w:val="center"/>
             <w:hideMark/>
@@ -28300,7 +28289,6 @@
               <w:bottom w:val="single" w:sz="18" w:space="0" w:color="auto"/>
               <w:right w:val="single" w:sz="18" w:space="0" w:color="auto"/>
             </w:tcBorders>
-            <w:shd w:val="clear" w:color="auto" w:fill="auto"/>
             <w:noWrap/>
             <w:vAlign w:val="center"/>
             <w:hideMark/>
@@ -28349,7 +28337,6 @@
               <w:bottom w:val="single" w:sz="8" w:space="0" w:color="000000"/>
               <w:right w:val="nil"/>
             </w:tcBorders>
-            <w:shd w:val="clear" w:color="auto" w:fill="auto"/>
             <w:noWrap/>
             <w:vAlign w:val="center"/>
             <w:hideMark/>
@@ -28383,7 +28370,6 @@
               <w:bottom w:val="nil"/>
               <w:right w:val="nil"/>
             </w:tcBorders>
-            <w:shd w:val="clear" w:color="auto" w:fill="auto"/>
             <w:noWrap/>
             <w:vAlign w:val="center"/>
             <w:hideMark/>
@@ -28426,7 +28412,6 @@
               <w:bottom w:val="nil"/>
               <w:right w:val="single" w:sz="18" w:space="0" w:color="auto"/>
             </w:tcBorders>
-            <w:shd w:val="clear" w:color="auto" w:fill="auto"/>
             <w:noWrap/>
             <w:vAlign w:val="center"/>
             <w:hideMark/>
@@ -28489,7 +28474,6 @@
               <w:bottom w:val="single" w:sz="18" w:space="0" w:color="auto"/>
               <w:right w:val="nil"/>
             </w:tcBorders>
-            <w:shd w:val="clear" w:color="auto" w:fill="auto"/>
             <w:noWrap/>
             <w:vAlign w:val="center"/>
             <w:hideMark/>
@@ -28532,7 +28516,6 @@
               <w:bottom w:val="single" w:sz="18" w:space="0" w:color="auto"/>
               <w:right w:val="single" w:sz="18" w:space="0" w:color="auto"/>
             </w:tcBorders>
-            <w:shd w:val="clear" w:color="auto" w:fill="auto"/>
             <w:noWrap/>
             <w:vAlign w:val="center"/>
             <w:hideMark/>
@@ -28570,7 +28553,6 @@
               <w:bottom w:val="single" w:sz="8" w:space="0" w:color="000000"/>
               <w:right w:val="nil"/>
             </w:tcBorders>
-            <w:shd w:val="clear" w:color="auto" w:fill="auto"/>
             <w:noWrap/>
             <w:vAlign w:val="center"/>
             <w:hideMark/>
@@ -28604,7 +28586,6 @@
               <w:bottom w:val="nil"/>
               <w:right w:val="nil"/>
             </w:tcBorders>
-            <w:shd w:val="clear" w:color="auto" w:fill="auto"/>
             <w:noWrap/>
             <w:vAlign w:val="center"/>
             <w:hideMark/>
@@ -28647,7 +28628,6 @@
               <w:bottom w:val="nil"/>
               <w:right w:val="single" w:sz="18" w:space="0" w:color="auto"/>
             </w:tcBorders>
-            <w:shd w:val="clear" w:color="auto" w:fill="auto"/>
             <w:noWrap/>
             <w:vAlign w:val="center"/>
             <w:hideMark/>
@@ -28710,7 +28690,6 @@
               <w:bottom w:val="single" w:sz="8" w:space="0" w:color="auto"/>
               <w:right w:val="nil"/>
             </w:tcBorders>
-            <w:shd w:val="clear" w:color="auto" w:fill="auto"/>
             <w:noWrap/>
             <w:vAlign w:val="center"/>
             <w:hideMark/>
@@ -28753,7 +28732,6 @@
               <w:bottom w:val="single" w:sz="8" w:space="0" w:color="auto"/>
               <w:right w:val="single" w:sz="18" w:space="0" w:color="auto"/>
             </w:tcBorders>
-            <w:shd w:val="clear" w:color="auto" w:fill="auto"/>
             <w:noWrap/>
             <w:vAlign w:val="center"/>
             <w:hideMark/>
@@ -28791,7 +28769,6 @@
               <w:bottom w:val="single" w:sz="8" w:space="0" w:color="000000"/>
               <w:right w:val="nil"/>
             </w:tcBorders>
-            <w:shd w:val="clear" w:color="auto" w:fill="auto"/>
             <w:noWrap/>
             <w:vAlign w:val="center"/>
             <w:hideMark/>
@@ -28825,7 +28802,6 @@
               <w:bottom w:val="nil"/>
               <w:right w:val="nil"/>
             </w:tcBorders>
-            <w:shd w:val="clear" w:color="auto" w:fill="auto"/>
             <w:noWrap/>
             <w:vAlign w:val="center"/>
             <w:hideMark/>
@@ -28868,7 +28844,6 @@
               <w:bottom w:val="nil"/>
               <w:right w:val="single" w:sz="18" w:space="0" w:color="auto"/>
             </w:tcBorders>
-            <w:shd w:val="clear" w:color="auto" w:fill="auto"/>
             <w:noWrap/>
             <w:vAlign w:val="center"/>
             <w:hideMark/>
@@ -28931,7 +28906,6 @@
               <w:bottom w:val="single" w:sz="18" w:space="0" w:color="auto"/>
               <w:right w:val="nil"/>
             </w:tcBorders>
-            <w:shd w:val="clear" w:color="auto" w:fill="auto"/>
             <w:noWrap/>
             <w:vAlign w:val="center"/>
             <w:hideMark/>
@@ -28974,7 +28948,6 @@
               <w:bottom w:val="single" w:sz="18" w:space="0" w:color="auto"/>
               <w:right w:val="single" w:sz="18" w:space="0" w:color="auto"/>
             </w:tcBorders>
-            <w:shd w:val="clear" w:color="auto" w:fill="auto"/>
             <w:noWrap/>
             <w:vAlign w:val="center"/>
             <w:hideMark/>
@@ -29012,7 +28985,6 @@
               <w:bottom w:val="single" w:sz="8" w:space="0" w:color="000000"/>
               <w:right w:val="nil"/>
             </w:tcBorders>
-            <w:shd w:val="clear" w:color="auto" w:fill="auto"/>
             <w:noWrap/>
             <w:vAlign w:val="center"/>
             <w:hideMark/>
@@ -29046,7 +29018,6 @@
               <w:bottom w:val="nil"/>
               <w:right w:val="nil"/>
             </w:tcBorders>
-            <w:shd w:val="clear" w:color="auto" w:fill="auto"/>
             <w:noWrap/>
             <w:vAlign w:val="center"/>
             <w:hideMark/>
@@ -29089,7 +29060,6 @@
               <w:bottom w:val="nil"/>
               <w:right w:val="single" w:sz="18" w:space="0" w:color="auto"/>
             </w:tcBorders>
-            <w:shd w:val="clear" w:color="auto" w:fill="auto"/>
             <w:noWrap/>
             <w:vAlign w:val="center"/>
             <w:hideMark/>
@@ -29152,7 +29122,6 @@
               <w:bottom w:val="single" w:sz="8" w:space="0" w:color="auto"/>
               <w:right w:val="nil"/>
             </w:tcBorders>
-            <w:shd w:val="clear" w:color="auto" w:fill="auto"/>
             <w:noWrap/>
             <w:vAlign w:val="center"/>
             <w:hideMark/>
@@ -29195,7 +29164,6 @@
               <w:bottom w:val="single" w:sz="8" w:space="0" w:color="auto"/>
               <w:right w:val="single" w:sz="18" w:space="0" w:color="auto"/>
             </w:tcBorders>
-            <w:shd w:val="clear" w:color="auto" w:fill="auto"/>
             <w:noWrap/>
             <w:vAlign w:val="center"/>
             <w:hideMark/>
@@ -29233,7 +29201,6 @@
               <w:bottom w:val="single" w:sz="8" w:space="0" w:color="000000"/>
               <w:right w:val="nil"/>
             </w:tcBorders>
-            <w:shd w:val="clear" w:color="auto" w:fill="auto"/>
             <w:noWrap/>
             <w:vAlign w:val="center"/>
             <w:hideMark/>
@@ -29267,7 +29234,6 @@
               <w:bottom w:val="nil"/>
               <w:right w:val="nil"/>
             </w:tcBorders>
-            <w:shd w:val="clear" w:color="auto" w:fill="auto"/>
             <w:noWrap/>
             <w:vAlign w:val="center"/>
             <w:hideMark/>
@@ -29310,7 +29276,6 @@
               <w:bottom w:val="nil"/>
               <w:right w:val="single" w:sz="18" w:space="0" w:color="auto"/>
             </w:tcBorders>
-            <w:shd w:val="clear" w:color="auto" w:fill="auto"/>
             <w:noWrap/>
             <w:vAlign w:val="center"/>
             <w:hideMark/>
@@ -29373,7 +29338,6 @@
               <w:bottom w:val="single" w:sz="18" w:space="0" w:color="auto"/>
               <w:right w:val="nil"/>
             </w:tcBorders>
-            <w:shd w:val="clear" w:color="auto" w:fill="auto"/>
             <w:noWrap/>
             <w:vAlign w:val="center"/>
             <w:hideMark/>
@@ -29416,7 +29380,6 @@
               <w:bottom w:val="single" w:sz="18" w:space="0" w:color="auto"/>
               <w:right w:val="single" w:sz="18" w:space="0" w:color="auto"/>
             </w:tcBorders>
-            <w:shd w:val="clear" w:color="auto" w:fill="auto"/>
             <w:noWrap/>
             <w:vAlign w:val="center"/>
             <w:hideMark/>
@@ -29454,7 +29417,6 @@
               <w:bottom w:val="single" w:sz="8" w:space="0" w:color="000000"/>
               <w:right w:val="nil"/>
             </w:tcBorders>
-            <w:shd w:val="clear" w:color="auto" w:fill="auto"/>
             <w:noWrap/>
             <w:vAlign w:val="center"/>
             <w:hideMark/>
@@ -29488,7 +29450,6 @@
               <w:bottom w:val="nil"/>
               <w:right w:val="nil"/>
             </w:tcBorders>
-            <w:shd w:val="clear" w:color="auto" w:fill="auto"/>
             <w:noWrap/>
             <w:vAlign w:val="center"/>
             <w:hideMark/>
@@ -29531,7 +29492,6 @@
               <w:bottom w:val="nil"/>
               <w:right w:val="single" w:sz="18" w:space="0" w:color="auto"/>
             </w:tcBorders>
-            <w:shd w:val="clear" w:color="auto" w:fill="auto"/>
             <w:noWrap/>
             <w:vAlign w:val="center"/>
             <w:hideMark/>
@@ -29594,7 +29554,6 @@
               <w:bottom w:val="single" w:sz="18" w:space="0" w:color="auto"/>
               <w:right w:val="nil"/>
             </w:tcBorders>
-            <w:shd w:val="clear" w:color="auto" w:fill="auto"/>
             <w:noWrap/>
             <w:vAlign w:val="center"/>
             <w:hideMark/>
@@ -29637,7 +29596,6 @@
               <w:bottom w:val="single" w:sz="18" w:space="0" w:color="auto"/>
               <w:right w:val="single" w:sz="18" w:space="0" w:color="auto"/>
             </w:tcBorders>
-            <w:shd w:val="clear" w:color="auto" w:fill="auto"/>
             <w:noWrap/>
             <w:vAlign w:val="center"/>
             <w:hideMark/>
@@ -29675,7 +29633,6 @@
               <w:bottom w:val="dotted" w:sz="2" w:space="0" w:color="auto"/>
               <w:right w:val="nil"/>
             </w:tcBorders>
-            <w:shd w:val="clear" w:color="auto" w:fill="auto"/>
             <w:noWrap/>
             <w:vAlign w:val="center"/>
             <w:hideMark/>
@@ -29709,7 +29666,6 @@
               <w:bottom w:val="dotted" w:sz="2" w:space="0" w:color="auto"/>
               <w:right w:val="nil"/>
             </w:tcBorders>
-            <w:shd w:val="clear" w:color="auto" w:fill="auto"/>
             <w:noWrap/>
             <w:vAlign w:val="center"/>
             <w:hideMark/>
@@ -29752,7 +29708,6 @@
               <w:bottom w:val="dotted" w:sz="2" w:space="0" w:color="auto"/>
               <w:right w:val="single" w:sz="18" w:space="0" w:color="auto"/>
             </w:tcBorders>
-            <w:shd w:val="clear" w:color="auto" w:fill="auto"/>
             <w:noWrap/>
             <w:vAlign w:val="center"/>
             <w:hideMark/>
@@ -29815,7 +29770,6 @@
               <w:bottom w:val="single" w:sz="4" w:space="0" w:color="auto"/>
               <w:right w:val="nil"/>
             </w:tcBorders>
-            <w:shd w:val="clear" w:color="auto" w:fill="auto"/>
             <w:noWrap/>
             <w:vAlign w:val="center"/>
             <w:hideMark/>
@@ -29858,7 +29812,6 @@
               <w:bottom w:val="single" w:sz="4" w:space="0" w:color="auto"/>
               <w:right w:val="single" w:sz="18" w:space="0" w:color="auto"/>
             </w:tcBorders>
-            <w:shd w:val="clear" w:color="auto" w:fill="auto"/>
             <w:noWrap/>
             <w:vAlign w:val="center"/>
             <w:hideMark/>
@@ -29896,7 +29849,6 @@
               <w:bottom w:val="dotted" w:sz="2" w:space="0" w:color="auto"/>
               <w:right w:val="nil"/>
             </w:tcBorders>
-            <w:shd w:val="clear" w:color="auto" w:fill="auto"/>
             <w:noWrap/>
             <w:vAlign w:val="center"/>
             <w:hideMark/>
@@ -29930,7 +29882,6 @@
               <w:bottom w:val="dotted" w:sz="2" w:space="0" w:color="auto"/>
               <w:right w:val="nil"/>
             </w:tcBorders>
-            <w:shd w:val="clear" w:color="auto" w:fill="auto"/>
             <w:noWrap/>
             <w:vAlign w:val="center"/>
             <w:hideMark/>
@@ -29973,7 +29924,6 @@
               <w:bottom w:val="dotted" w:sz="2" w:space="0" w:color="auto"/>
               <w:right w:val="single" w:sz="18" w:space="0" w:color="auto"/>
             </w:tcBorders>
-            <w:shd w:val="clear" w:color="auto" w:fill="auto"/>
             <w:noWrap/>
             <w:vAlign w:val="center"/>
             <w:hideMark/>
@@ -30036,7 +29986,6 @@
               <w:bottom w:val="single" w:sz="18" w:space="0" w:color="auto"/>
               <w:right w:val="nil"/>
             </w:tcBorders>
-            <w:shd w:val="clear" w:color="auto" w:fill="auto"/>
             <w:noWrap/>
             <w:vAlign w:val="center"/>
             <w:hideMark/>
@@ -30079,7 +30028,6 @@
               <w:bottom w:val="single" w:sz="18" w:space="0" w:color="auto"/>
               <w:right w:val="single" w:sz="18" w:space="0" w:color="auto"/>
             </w:tcBorders>
-            <w:shd w:val="clear" w:color="auto" w:fill="auto"/>
             <w:noWrap/>
             <w:vAlign w:val="center"/>
             <w:hideMark/>
@@ -30117,7 +30065,6 @@
               <w:bottom w:val="single" w:sz="8" w:space="0" w:color="000000"/>
               <w:right w:val="nil"/>
             </w:tcBorders>
-            <w:shd w:val="clear" w:color="auto" w:fill="auto"/>
             <w:noWrap/>
             <w:vAlign w:val="center"/>
             <w:hideMark/>
@@ -30151,7 +30098,6 @@
               <w:bottom w:val="nil"/>
               <w:right w:val="nil"/>
             </w:tcBorders>
-            <w:shd w:val="clear" w:color="auto" w:fill="auto"/>
             <w:noWrap/>
             <w:vAlign w:val="center"/>
             <w:hideMark/>
@@ -30194,7 +30140,6 @@
               <w:bottom w:val="nil"/>
               <w:right w:val="single" w:sz="18" w:space="0" w:color="auto"/>
             </w:tcBorders>
-            <w:shd w:val="clear" w:color="auto" w:fill="auto"/>
             <w:noWrap/>
             <w:vAlign w:val="center"/>
             <w:hideMark/>
@@ -30257,7 +30202,6 @@
               <w:bottom w:val="single" w:sz="8" w:space="0" w:color="auto"/>
               <w:right w:val="nil"/>
             </w:tcBorders>
-            <w:shd w:val="clear" w:color="auto" w:fill="auto"/>
             <w:noWrap/>
             <w:vAlign w:val="center"/>
             <w:hideMark/>
@@ -30300,7 +30244,6 @@
               <w:bottom w:val="single" w:sz="8" w:space="0" w:color="auto"/>
               <w:right w:val="single" w:sz="18" w:space="0" w:color="auto"/>
             </w:tcBorders>
-            <w:shd w:val="clear" w:color="auto" w:fill="auto"/>
             <w:noWrap/>
             <w:vAlign w:val="center"/>
             <w:hideMark/>
@@ -30338,7 +30281,6 @@
               <w:bottom w:val="single" w:sz="8" w:space="0" w:color="000000"/>
               <w:right w:val="nil"/>
             </w:tcBorders>
-            <w:shd w:val="clear" w:color="auto" w:fill="auto"/>
             <w:noWrap/>
             <w:vAlign w:val="center"/>
             <w:hideMark/>
@@ -30372,7 +30314,6 @@
               <w:bottom w:val="nil"/>
               <w:right w:val="nil"/>
             </w:tcBorders>
-            <w:shd w:val="clear" w:color="auto" w:fill="auto"/>
             <w:noWrap/>
             <w:vAlign w:val="center"/>
             <w:hideMark/>
@@ -30415,7 +30356,6 @@
               <w:bottom w:val="nil"/>
               <w:right w:val="single" w:sz="18" w:space="0" w:color="auto"/>
             </w:tcBorders>
-            <w:shd w:val="clear" w:color="auto" w:fill="auto"/>
             <w:noWrap/>
             <w:vAlign w:val="center"/>
             <w:hideMark/>
@@ -30478,7 +30418,6 @@
               <w:bottom w:val="single" w:sz="18" w:space="0" w:color="auto"/>
               <w:right w:val="nil"/>
             </w:tcBorders>
-            <w:shd w:val="clear" w:color="auto" w:fill="auto"/>
             <w:noWrap/>
             <w:vAlign w:val="center"/>
             <w:hideMark/>
@@ -30521,7 +30460,6 @@
               <w:bottom w:val="single" w:sz="18" w:space="0" w:color="auto"/>
               <w:right w:val="single" w:sz="18" w:space="0" w:color="auto"/>
             </w:tcBorders>
-            <w:shd w:val="clear" w:color="auto" w:fill="auto"/>
             <w:noWrap/>
             <w:vAlign w:val="center"/>
             <w:hideMark/>
@@ -30559,7 +30497,6 @@
               <w:bottom w:val="single" w:sz="8" w:space="0" w:color="000000"/>
               <w:right w:val="nil"/>
             </w:tcBorders>
-            <w:shd w:val="clear" w:color="auto" w:fill="auto"/>
             <w:noWrap/>
             <w:vAlign w:val="center"/>
             <w:hideMark/>
@@ -30593,7 +30530,6 @@
               <w:bottom w:val="nil"/>
               <w:right w:val="nil"/>
             </w:tcBorders>
-            <w:shd w:val="clear" w:color="auto" w:fill="auto"/>
             <w:noWrap/>
             <w:vAlign w:val="center"/>
             <w:hideMark/>
@@ -30636,7 +30572,6 @@
               <w:bottom w:val="nil"/>
               <w:right w:val="single" w:sz="18" w:space="0" w:color="auto"/>
             </w:tcBorders>
-            <w:shd w:val="clear" w:color="auto" w:fill="auto"/>
             <w:noWrap/>
             <w:vAlign w:val="center"/>
             <w:hideMark/>
@@ -30699,7 +30634,6 @@
               <w:bottom w:val="single" w:sz="8" w:space="0" w:color="auto"/>
               <w:right w:val="nil"/>
             </w:tcBorders>
-            <w:shd w:val="clear" w:color="auto" w:fill="auto"/>
             <w:noWrap/>
             <w:vAlign w:val="center"/>
             <w:hideMark/>
@@ -30742,7 +30676,6 @@
               <w:bottom w:val="single" w:sz="8" w:space="0" w:color="auto"/>
               <w:right w:val="single" w:sz="18" w:space="0" w:color="auto"/>
             </w:tcBorders>
-            <w:shd w:val="clear" w:color="auto" w:fill="auto"/>
             <w:noWrap/>
             <w:vAlign w:val="center"/>
             <w:hideMark/>
@@ -30780,7 +30713,6 @@
               <w:bottom w:val="single" w:sz="8" w:space="0" w:color="000000"/>
               <w:right w:val="nil"/>
             </w:tcBorders>
-            <w:shd w:val="clear" w:color="auto" w:fill="auto"/>
             <w:noWrap/>
             <w:vAlign w:val="center"/>
             <w:hideMark/>
@@ -30814,7 +30746,6 @@
               <w:bottom w:val="nil"/>
               <w:right w:val="nil"/>
             </w:tcBorders>
-            <w:shd w:val="clear" w:color="auto" w:fill="auto"/>
             <w:noWrap/>
             <w:vAlign w:val="center"/>
             <w:hideMark/>
@@ -30857,7 +30788,6 @@
               <w:bottom w:val="nil"/>
               <w:right w:val="single" w:sz="18" w:space="0" w:color="auto"/>
             </w:tcBorders>
-            <w:shd w:val="clear" w:color="auto" w:fill="auto"/>
             <w:noWrap/>
             <w:vAlign w:val="center"/>
             <w:hideMark/>
@@ -30920,7 +30850,6 @@
               <w:bottom w:val="single" w:sz="18" w:space="0" w:color="auto"/>
               <w:right w:val="nil"/>
             </w:tcBorders>
-            <w:shd w:val="clear" w:color="auto" w:fill="auto"/>
             <w:noWrap/>
             <w:vAlign w:val="center"/>
             <w:hideMark/>
@@ -30963,7 +30892,6 @@
               <w:bottom w:val="single" w:sz="18" w:space="0" w:color="auto"/>
               <w:right w:val="single" w:sz="18" w:space="0" w:color="auto"/>
             </w:tcBorders>
-            <w:shd w:val="clear" w:color="auto" w:fill="auto"/>
             <w:noWrap/>
             <w:vAlign w:val="center"/>
             <w:hideMark/>
@@ -31001,7 +30929,6 @@
               <w:bottom w:val="single" w:sz="8" w:space="0" w:color="000000"/>
               <w:right w:val="nil"/>
             </w:tcBorders>
-            <w:shd w:val="clear" w:color="auto" w:fill="auto"/>
             <w:noWrap/>
             <w:vAlign w:val="center"/>
             <w:hideMark/>
@@ -31035,7 +30962,6 @@
               <w:bottom w:val="nil"/>
               <w:right w:val="nil"/>
             </w:tcBorders>
-            <w:shd w:val="clear" w:color="auto" w:fill="auto"/>
             <w:noWrap/>
             <w:vAlign w:val="center"/>
             <w:hideMark/>
@@ -31078,7 +31004,6 @@
               <w:bottom w:val="nil"/>
               <w:right w:val="single" w:sz="18" w:space="0" w:color="auto"/>
             </w:tcBorders>
-            <w:shd w:val="clear" w:color="auto" w:fill="auto"/>
             <w:noWrap/>
             <w:vAlign w:val="center"/>
             <w:hideMark/>
@@ -31141,7 +31066,6 @@
               <w:bottom w:val="nil"/>
               <w:right w:val="nil"/>
             </w:tcBorders>
-            <w:shd w:val="clear" w:color="auto" w:fill="auto"/>
             <w:noWrap/>
             <w:vAlign w:val="center"/>
             <w:hideMark/>
@@ -31184,7 +31108,6 @@
               <w:bottom w:val="nil"/>
               <w:right w:val="single" w:sz="18" w:space="0" w:color="auto"/>
             </w:tcBorders>
-            <w:shd w:val="clear" w:color="auto" w:fill="auto"/>
             <w:noWrap/>
             <w:vAlign w:val="center"/>
             <w:hideMark/>
@@ -31222,7 +31145,6 @@
               <w:bottom w:val="single" w:sz="8" w:space="0" w:color="000000"/>
               <w:right w:val="nil"/>
             </w:tcBorders>
-            <w:shd w:val="clear" w:color="auto" w:fill="auto"/>
             <w:noWrap/>
             <w:vAlign w:val="center"/>
             <w:hideMark/>
@@ -31255,7 +31177,6 @@
               <w:bottom w:val="nil"/>
               <w:right w:val="nil"/>
             </w:tcBorders>
-            <w:shd w:val="clear" w:color="auto" w:fill="auto"/>
             <w:noWrap/>
             <w:vAlign w:val="center"/>
             <w:hideMark/>
@@ -31298,7 +31219,6 @@
               <w:bottom w:val="nil"/>
               <w:right w:val="single" w:sz="18" w:space="0" w:color="auto"/>
             </w:tcBorders>
-            <w:shd w:val="clear" w:color="auto" w:fill="auto"/>
             <w:noWrap/>
             <w:vAlign w:val="center"/>
             <w:hideMark/>
@@ -31379,7 +31299,6 @@
               <w:bottom w:val="single" w:sz="18" w:space="0" w:color="auto"/>
               <w:right w:val="nil"/>
             </w:tcBorders>
-            <w:shd w:val="clear" w:color="auto" w:fill="auto"/>
             <w:noWrap/>
             <w:vAlign w:val="center"/>
             <w:hideMark/>
@@ -31422,7 +31341,6 @@
               <w:bottom w:val="single" w:sz="18" w:space="0" w:color="auto"/>
               <w:right w:val="single" w:sz="18" w:space="0" w:color="auto"/>
             </w:tcBorders>
-            <w:shd w:val="clear" w:color="auto" w:fill="auto"/>
             <w:noWrap/>
             <w:vAlign w:val="center"/>
             <w:hideMark/>
@@ -38565,7 +38483,7 @@
 </file>
 
 <file path=word/numbering.xml><?xml version="1.0" encoding="utf-8"?>
-<w:numbering xmlns:wpc="http://schemas.microsoft.com/office/word/2010/wordprocessingCanvas" xmlns:cx="http://schemas.microsoft.com/office/drawing/2014/chartex" xmlns:cx1="http://schemas.microsoft.com/office/drawing/2015/9/8/chartex" xmlns:cx2="http://schemas.microsoft.com/office/drawing/2015/10/21/chartex" xmlns:cx3="http://schemas.microsoft.com/office/drawing/2016/5/9/chartex" xmlns:cx4="http://schemas.microsoft.com/office/drawing/2016/5/10/chartex" xmlns:cx5="http://schemas.microsoft.com/office/drawing/2016/5/11/chartex" xmlns:cx6="http://schemas.microsoft.com/office/drawing/2016/5/12/chartex" xmlns:cx7="http://schemas.microsoft.com/office/drawing/2016/5/13/chartex" xmlns:cx8="http://schemas.microsoft.com/office/drawing/2016/5/14/chartex" xmlns:mc="http://schemas.openxmlformats.org/markup-compatibility/2006" xmlns:aink="http://schemas.microsoft.com/office/drawing/2016/ink" xmlns:am3d="http://schemas.microsoft.com/office/drawing/2017/model3d" xmlns:o="urn:schemas-microsoft-com:office:office" xmlns:oel="http://schemas.microsoft.com/office/2019/extlst" xmlns:r="http://schemas.openxmlformats.org/officeDocument/2006/relationships" xmlns:m="http://schemas.openxmlformats.org/officeDocument/2006/math" xmlns:v="urn:schemas-microsoft-com:vml" xmlns:wp14="http://schemas.microsoft.com/office/word/2010/wordprocessingDrawing" xmlns:wp="http://schemas.openxmlformats.org/drawingml/2006/wordprocessingDrawing" xmlns:w10="urn:schemas-microsoft-com:office:word" xmlns:w="http://schemas.openxmlformats.org/wordprocessingml/2006/main" xmlns:w14="http://schemas.microsoft.com/office/word/2010/wordml" xmlns:w15="http://schemas.microsoft.com/office/word/2012/wordml" xmlns:w16cex="http://schemas.microsoft.com/office/word/2018/wordml/cex" xmlns:w16cid="http://schemas.microsoft.com/office/word/2016/wordml/cid" xmlns:w16="http://schemas.microsoft.com/office/word/2018/wordml" xmlns:w16du="http://schemas.microsoft.com/office/word/2023/wordml/word16du" xmlns:w16sdtdh="http://schemas.microsoft.com/office/word/2020/wordml/sdtdatahash" xmlns:w16se="http://schemas.microsoft.com/office/word/2015/wordml/symex" xmlns:wpg="http://schemas.microsoft.com/office/word/2010/wordprocessingGroup" xmlns:wpi="http://schemas.microsoft.com/office/word/2010/wordprocessingInk" xmlns:wne="http://schemas.microsoft.com/office/word/2006/wordml" xmlns:wps="http://schemas.microsoft.com/office/word/2010/wordprocessingShape" mc:Ignorable="w14 w15 w16se w16cid w16 w16cex w16sdtdh w16du wp14">
+<w:numbering xmlns:wpc="http://schemas.microsoft.com/office/word/2010/wordprocessingCanvas" xmlns:cx="http://schemas.microsoft.com/office/drawing/2014/chartex" xmlns:cx1="http://schemas.microsoft.com/office/drawing/2015/9/8/chartex" xmlns:cx2="http://schemas.microsoft.com/office/drawing/2015/10/21/chartex" xmlns:cx3="http://schemas.microsoft.com/office/drawing/2016/5/9/chartex" xmlns:cx4="http://schemas.microsoft.com/office/drawing/2016/5/10/chartex" xmlns:cx5="http://schemas.microsoft.com/office/drawing/2016/5/11/chartex" xmlns:cx6="http://schemas.microsoft.com/office/drawing/2016/5/12/chartex" xmlns:cx7="http://schemas.microsoft.com/office/drawing/2016/5/13/chartex" xmlns:cx8="http://schemas.microsoft.com/office/drawing/2016/5/14/chartex" xmlns:mc="http://schemas.openxmlformats.org/markup-compatibility/2006" xmlns:aink="http://schemas.microsoft.com/office/drawing/2016/ink" xmlns:am3d="http://schemas.microsoft.com/office/drawing/2017/model3d" xmlns:o="urn:schemas-microsoft-com:office:office" xmlns:oel="http://schemas.microsoft.com/office/2019/extlst" xmlns:r="http://schemas.openxmlformats.org/officeDocument/2006/relationships" xmlns:m="http://schemas.openxmlformats.org/officeDocument/2006/math" xmlns:v="urn:schemas-microsoft-com:vml" xmlns:wp14="http://schemas.microsoft.com/office/word/2010/wordprocessingDrawing" xmlns:wp="http://schemas.openxmlformats.org/drawingml/2006/wordprocessingDrawing" xmlns:w10="urn:schemas-microsoft-com:office:word" xmlns:w="http://schemas.openxmlformats.org/wordprocessingml/2006/main" xmlns:w14="http://schemas.microsoft.com/office/word/2010/wordml" xmlns:w15="http://schemas.microsoft.com/office/word/2012/wordml" xmlns:w16cex="http://schemas.microsoft.com/office/word/2018/wordml/cex" xmlns:w16cid="http://schemas.microsoft.com/office/word/2016/wordml/cid" xmlns:w16="http://schemas.microsoft.com/office/word/2018/wordml" xmlns:w16du="http://schemas.microsoft.com/office/word/2023/wordml/word16du" xmlns:w16sdtdh="http://schemas.microsoft.com/office/word/2020/wordml/sdtdatahash" xmlns:w16sdtfl="http://schemas.microsoft.com/office/word/2024/wordml/sdtformatlock" xmlns:w16se="http://schemas.microsoft.com/office/word/2015/wordml/symex" xmlns:wpg="http://schemas.microsoft.com/office/word/2010/wordprocessingGroup" xmlns:wpi="http://schemas.microsoft.com/office/word/2010/wordprocessingInk" xmlns:wne="http://schemas.microsoft.com/office/word/2006/wordml" xmlns:wps="http://schemas.microsoft.com/office/word/2010/wordprocessingShape" mc:Ignorable="w14 w15 w16se w16cid w16 w16cex w16sdtdh w16sdtfl w16du wp14">
   <w:abstractNum w:abstractNumId="0" w15:restartNumberingAfterBreak="0">
     <w:nsid w:val="034C3298"/>
     <w:multiLevelType w:val="hybridMultilevel"/>
@@ -40044,7 +39962,7 @@
 </file>
 
 <file path=word/styles.xml><?xml version="1.0" encoding="utf-8"?>
-<w:styles xmlns:mc="http://schemas.openxmlformats.org/markup-compatibility/2006" xmlns:r="http://schemas.openxmlformats.org/officeDocument/2006/relationships" xmlns:w="http://schemas.openxmlformats.org/wordprocessingml/2006/main" xmlns:w14="http://schemas.microsoft.com/office/word/2010/wordml" xmlns:w15="http://schemas.microsoft.com/office/word/2012/wordml" xmlns:w16cex="http://schemas.microsoft.com/office/word/2018/wordml/cex" xmlns:w16cid="http://schemas.microsoft.com/office/word/2016/wordml/cid" xmlns:w16="http://schemas.microsoft.com/office/word/2018/wordml" xmlns:w16du="http://schemas.microsoft.com/office/word/2023/wordml/word16du" xmlns:w16sdtdh="http://schemas.microsoft.com/office/word/2020/wordml/sdtdatahash" xmlns:w16se="http://schemas.microsoft.com/office/word/2015/wordml/symex" mc:Ignorable="w14 w15 w16se w16cid w16 w16cex w16sdtdh w16du">
+<w:styles xmlns:mc="http://schemas.openxmlformats.org/markup-compatibility/2006" xmlns:r="http://schemas.openxmlformats.org/officeDocument/2006/relationships" xmlns:w="http://schemas.openxmlformats.org/wordprocessingml/2006/main" xmlns:w14="http://schemas.microsoft.com/office/word/2010/wordml" xmlns:w15="http://schemas.microsoft.com/office/word/2012/wordml" xmlns:w16cex="http://schemas.microsoft.com/office/word/2018/wordml/cex" xmlns:w16cid="http://schemas.microsoft.com/office/word/2016/wordml/cid" xmlns:w16="http://schemas.microsoft.com/office/word/2018/wordml" xmlns:w16du="http://schemas.microsoft.com/office/word/2023/wordml/word16du" xmlns:w16sdtdh="http://schemas.microsoft.com/office/word/2020/wordml/sdtdatahash" xmlns:w16sdtfl="http://schemas.microsoft.com/office/word/2024/wordml/sdtformatlock" xmlns:w16se="http://schemas.microsoft.com/office/word/2015/wordml/symex" mc:Ignorable="w14 w15 w16se w16cid w16 w16cex w16sdtdh w16sdtfl w16du">
   <w:docDefaults>
     <w:rPrDefault>
       <w:rPr>
@@ -40650,6 +40568,7 @@
   <w:style w:type="character" w:default="1" w:styleId="DefaultParagraphFont">
     <w:name w:val="Default Paragraph Font"/>
     <w:uiPriority w:val="1"/>
+    <w:semiHidden/>
     <w:unhideWhenUsed/>
   </w:style>
   <w:style w:type="table" w:default="1" w:styleId="TableNormal">

--- a/docs/Shapes and Relations in 2D.docx
+++ b/docs/Shapes and Relations in 2D.docx
@@ -34831,7 +34831,1273 @@
       </w:tr>
     </w:tbl>
     <w:p/>
-    <w:p/>
+    <w:p>
+      <w:pPr>
+        <w:pStyle w:val="Heading3"/>
+        <w:rPr>
+          <w:rFonts w:asciiTheme="majorHAnsi" w:eastAsia="Times New Roman" w:hAnsiTheme="majorHAnsi"/>
+          <w:b/>
+          <w:bCs/>
+          <w:color w:val="auto"/>
+          <w:lang w:eastAsia="en-CA"/>
+        </w:rPr>
+      </w:pPr>
+      <w:r>
+        <w:rPr>
+          <w:rFonts w:asciiTheme="majorHAnsi" w:eastAsia="Times New Roman" w:hAnsiTheme="majorHAnsi"/>
+          <w:b/>
+          <w:bCs/>
+          <w:color w:val="auto"/>
+          <w:lang w:eastAsia="en-CA"/>
+        </w:rPr>
+        <w:t>Logical</w:t>
+      </w:r>
+      <w:r>
+        <w:rPr>
+          <w:rFonts w:asciiTheme="majorHAnsi" w:eastAsia="Times New Roman" w:hAnsiTheme="majorHAnsi"/>
+          <w:b/>
+          <w:bCs/>
+          <w:color w:val="auto"/>
+          <w:lang w:eastAsia="en-CA"/>
+        </w:rPr>
+        <w:t xml:space="preserve"> Relationships</w:t>
+      </w:r>
+    </w:p>
+    <w:p>
+      <w:pPr>
+        <w:rPr>
+          <w:rFonts w:ascii="Aptos" w:hAnsi="Aptos" w:cs="Calibri"/>
+          <w:color w:val="000000"/>
+          <w:shd w:val="clear" w:color="auto" w:fill="FFFFFF"/>
+        </w:rPr>
+      </w:pPr>
+      <w:r>
+        <w:t xml:space="preserve">Within a set of structures, transitive relationships can result in </w:t>
+      </w:r>
+      <w:r>
+        <w:rPr>
+          <w:b/>
+          <w:bCs/>
+        </w:rPr>
+        <w:t>Logical</w:t>
+      </w:r>
+      <w:r>
+        <w:t xml:space="preserve"> relationships, which exists out of necessity due to other relationships in the structure set. The simplest example is one where </w:t>
+      </w:r>
+      <w:r>
+        <w:rPr>
+          <w:rFonts w:ascii="Calibri" w:hAnsi="Calibri" w:cs="Calibri"/>
+          <w:b/>
+          <w:bCs/>
+          <w:i/>
+          <w:iCs/>
+          <w:color w:val="5B9BD5"/>
+          <w:sz w:val="28"/>
+          <w:szCs w:val="28"/>
+        </w:rPr>
+        <w:t xml:space="preserve">a </w:t>
+      </w:r>
+      <w:r>
+        <w:rPr>
+          <w:rFonts w:ascii="Aptos" w:hAnsi="Aptos" w:cs="Calibri"/>
+          <w:i/>
+          <w:iCs/>
+          <w:color w:val="000000"/>
+          <w:shd w:val="clear" w:color="auto" w:fill="FFFFFF"/>
+        </w:rPr>
+        <w:t xml:space="preserve">Contains </w:t>
+      </w:r>
+      <w:r>
+        <w:rPr>
+          <w:rFonts w:ascii="Calibri" w:hAnsi="Calibri" w:cs="Calibri"/>
+          <w:b/>
+          <w:bCs/>
+          <w:i/>
+          <w:iCs/>
+          <w:color w:val="00B050"/>
+          <w:sz w:val="28"/>
+          <w:szCs w:val="28"/>
+        </w:rPr>
+        <w:t>b</w:t>
+      </w:r>
+      <w:r>
+        <w:rPr>
+          <w:rFonts w:ascii="Aptos" w:hAnsi="Aptos" w:cs="Calibri"/>
+          <w:color w:val="000000"/>
+          <w:shd w:val="clear" w:color="auto" w:fill="FFFFFF"/>
+        </w:rPr>
+        <w:t xml:space="preserve"> and </w:t>
+      </w:r>
+      <w:r>
+        <w:rPr>
+          <w:rFonts w:ascii="Calibri" w:hAnsi="Calibri" w:cs="Calibri"/>
+          <w:b/>
+          <w:bCs/>
+          <w:i/>
+          <w:iCs/>
+          <w:color w:val="00B050"/>
+          <w:sz w:val="28"/>
+          <w:szCs w:val="28"/>
+        </w:rPr>
+        <w:t xml:space="preserve">b </w:t>
+      </w:r>
+      <w:r>
+        <w:rPr>
+          <w:rFonts w:ascii="Aptos" w:hAnsi="Aptos" w:cs="Calibri"/>
+          <w:i/>
+          <w:iCs/>
+          <w:color w:val="000000"/>
+          <w:shd w:val="clear" w:color="auto" w:fill="FFFFFF"/>
+        </w:rPr>
+        <w:t xml:space="preserve">Contains </w:t>
+      </w:r>
+      <w:r>
+        <w:rPr>
+          <w:rFonts w:ascii="Calibri" w:hAnsi="Calibri" w:cs="Calibri"/>
+          <w:b/>
+          <w:bCs/>
+          <w:i/>
+          <w:iCs/>
+          <w:color w:val="D39307"/>
+          <w:sz w:val="28"/>
+          <w:szCs w:val="28"/>
+        </w:rPr>
+        <w:t>c</w:t>
+      </w:r>
+      <w:r>
+        <w:rPr>
+          <w:rFonts w:ascii="Arial" w:hAnsi="Arial" w:cs="Arial"/>
+          <w:color w:val="202122"/>
+          <w:sz w:val="21"/>
+          <w:szCs w:val="21"/>
+        </w:rPr>
+        <w:t xml:space="preserve">, therefore the relationship </w:t>
+      </w:r>
+      <w:r>
+        <w:rPr>
+          <w:rFonts w:ascii="Calibri" w:hAnsi="Calibri" w:cs="Calibri"/>
+          <w:b/>
+          <w:bCs/>
+          <w:i/>
+          <w:iCs/>
+          <w:color w:val="5B9BD5"/>
+          <w:sz w:val="28"/>
+          <w:szCs w:val="28"/>
+        </w:rPr>
+        <w:t>a</w:t>
+      </w:r>
+      <w:r>
+        <w:rPr>
+          <w:rFonts w:ascii="Aptos" w:hAnsi="Aptos" w:cs="Calibri"/>
+          <w:i/>
+          <w:iCs/>
+          <w:color w:val="000000"/>
+          <w:shd w:val="clear" w:color="auto" w:fill="FFFFFF"/>
+        </w:rPr>
+        <w:t xml:space="preserve"> Contains</w:t>
+      </w:r>
+      <w:r>
+        <w:rPr>
+          <w:rFonts w:ascii="Calibri" w:hAnsi="Calibri" w:cs="Calibri"/>
+          <w:b/>
+          <w:bCs/>
+          <w:i/>
+          <w:iCs/>
+          <w:color w:val="D39307"/>
+          <w:sz w:val="28"/>
+          <w:szCs w:val="28"/>
+        </w:rPr>
+        <w:t xml:space="preserve"> c</w:t>
+      </w:r>
+      <w:r>
+        <w:rPr>
+          <w:rFonts w:ascii="Aptos" w:hAnsi="Aptos" w:cs="Calibri"/>
+          <w:color w:val="000000"/>
+          <w:shd w:val="clear" w:color="auto" w:fill="FFFFFF"/>
+        </w:rPr>
+        <w:t xml:space="preserve"> </w:t>
+      </w:r>
+      <w:r>
+        <w:rPr>
+          <w:rFonts w:ascii="Aptos" w:hAnsi="Aptos" w:cs="Calibri"/>
+          <w:color w:val="000000"/>
+          <w:shd w:val="clear" w:color="auto" w:fill="FFFFFF"/>
+        </w:rPr>
+        <w:t xml:space="preserve">is a </w:t>
+      </w:r>
+      <w:r>
+        <w:rPr>
+          <w:rFonts w:ascii="Aptos" w:hAnsi="Aptos" w:cs="Calibri"/>
+          <w:b/>
+          <w:bCs/>
+          <w:color w:val="000000"/>
+          <w:shd w:val="clear" w:color="auto" w:fill="FFFFFF"/>
+        </w:rPr>
+        <w:t>L</w:t>
+      </w:r>
+      <w:r>
+        <w:rPr>
+          <w:rFonts w:ascii="Aptos" w:hAnsi="Aptos" w:cs="Calibri"/>
+          <w:b/>
+          <w:bCs/>
+          <w:color w:val="000000"/>
+          <w:shd w:val="clear" w:color="auto" w:fill="FFFFFF"/>
+        </w:rPr>
+        <w:t>ogical</w:t>
+      </w:r>
+      <w:r>
+        <w:rPr>
+          <w:rFonts w:ascii="Aptos" w:hAnsi="Aptos" w:cs="Calibri"/>
+          <w:color w:val="000000"/>
+          <w:shd w:val="clear" w:color="auto" w:fill="FFFFFF"/>
+        </w:rPr>
+        <w:t xml:space="preserve"> one since it is a requirement of the other two relationships.</w:t>
+      </w:r>
+      <w:r>
+        <w:rPr>
+          <w:rFonts w:ascii="Aptos" w:hAnsi="Aptos" w:cs="Calibri"/>
+          <w:color w:val="000000"/>
+          <w:shd w:val="clear" w:color="auto" w:fill="FFFFFF"/>
+        </w:rPr>
+        <w:t xml:space="preserve">  Logical relationships can also be chained further. For example, if </w:t>
+      </w:r>
+      <w:r>
+        <w:rPr>
+          <w:rFonts w:ascii="Calibri" w:hAnsi="Calibri" w:cs="Calibri"/>
+          <w:b/>
+          <w:bCs/>
+          <w:i/>
+          <w:iCs/>
+          <w:color w:val="D39307"/>
+          <w:sz w:val="28"/>
+          <w:szCs w:val="28"/>
+        </w:rPr>
+        <w:t>c</w:t>
+      </w:r>
+      <w:r>
+        <w:rPr>
+          <w:rFonts w:ascii="Calibri" w:hAnsi="Calibri" w:cs="Calibri"/>
+          <w:b/>
+          <w:bCs/>
+          <w:i/>
+          <w:iCs/>
+          <w:color w:val="00B050"/>
+          <w:sz w:val="28"/>
+          <w:szCs w:val="28"/>
+        </w:rPr>
+        <w:t xml:space="preserve"> </w:t>
+      </w:r>
+      <w:r>
+        <w:rPr>
+          <w:rFonts w:ascii="Aptos" w:hAnsi="Aptos" w:cs="Calibri"/>
+          <w:i/>
+          <w:iCs/>
+          <w:color w:val="000000"/>
+          <w:shd w:val="clear" w:color="auto" w:fill="FFFFFF"/>
+        </w:rPr>
+        <w:t xml:space="preserve">Contains </w:t>
+      </w:r>
+      <w:r>
+        <w:rPr>
+          <w:rFonts w:ascii="Calibri" w:hAnsi="Calibri" w:cs="Calibri"/>
+          <w:b/>
+          <w:bCs/>
+          <w:i/>
+          <w:iCs/>
+          <w:color w:val="7030A0"/>
+          <w:sz w:val="28"/>
+          <w:szCs w:val="28"/>
+        </w:rPr>
+        <w:t>d</w:t>
+      </w:r>
+      <w:r>
+        <w:rPr>
+          <w:rFonts w:ascii="Aptos" w:hAnsi="Aptos" w:cs="Calibri"/>
+          <w:color w:val="000000"/>
+          <w:shd w:val="clear" w:color="auto" w:fill="FFFFFF"/>
+        </w:rPr>
+        <w:t>, the re</w:t>
+      </w:r>
+      <w:r>
+        <w:rPr>
+          <w:rFonts w:ascii="Aptos" w:hAnsi="Aptos" w:cs="Calibri"/>
+          <w:color w:val="000000"/>
+          <w:shd w:val="clear" w:color="auto" w:fill="FFFFFF"/>
+        </w:rPr>
+        <w:t>lationships</w:t>
+      </w:r>
+      <w:r>
+        <w:rPr>
+          <w:rFonts w:ascii="Aptos" w:hAnsi="Aptos" w:cs="Calibri"/>
+          <w:color w:val="000000"/>
+          <w:shd w:val="clear" w:color="auto" w:fill="FFFFFF"/>
+        </w:rPr>
+        <w:t xml:space="preserve"> </w:t>
+      </w:r>
+      <w:r>
+        <w:rPr>
+          <w:rFonts w:ascii="Calibri" w:hAnsi="Calibri" w:cs="Calibri"/>
+          <w:b/>
+          <w:bCs/>
+          <w:i/>
+          <w:iCs/>
+          <w:color w:val="5B9BD5"/>
+          <w:sz w:val="28"/>
+          <w:szCs w:val="28"/>
+        </w:rPr>
+        <w:t xml:space="preserve">a </w:t>
+      </w:r>
+      <w:r>
+        <w:rPr>
+          <w:rFonts w:ascii="Aptos" w:hAnsi="Aptos" w:cs="Calibri"/>
+          <w:i/>
+          <w:iCs/>
+          <w:color w:val="000000"/>
+          <w:shd w:val="clear" w:color="auto" w:fill="FFFFFF"/>
+        </w:rPr>
+        <w:t xml:space="preserve">Contains </w:t>
+      </w:r>
+      <w:r>
+        <w:rPr>
+          <w:rFonts w:ascii="Calibri" w:hAnsi="Calibri" w:cs="Calibri"/>
+          <w:b/>
+          <w:bCs/>
+          <w:i/>
+          <w:iCs/>
+          <w:color w:val="7030A0"/>
+          <w:sz w:val="28"/>
+          <w:szCs w:val="28"/>
+        </w:rPr>
+        <w:t>d</w:t>
+      </w:r>
+      <w:r>
+        <w:rPr>
+          <w:rFonts w:ascii="Aptos" w:hAnsi="Aptos" w:cs="Calibri"/>
+          <w:color w:val="000000"/>
+          <w:shd w:val="clear" w:color="auto" w:fill="FFFFFF"/>
+        </w:rPr>
+        <w:t xml:space="preserve"> and </w:t>
+      </w:r>
+      <w:r>
+        <w:rPr>
+          <w:rFonts w:ascii="Calibri" w:hAnsi="Calibri" w:cs="Calibri"/>
+          <w:b/>
+          <w:bCs/>
+          <w:i/>
+          <w:iCs/>
+          <w:color w:val="00B050"/>
+          <w:sz w:val="28"/>
+          <w:szCs w:val="28"/>
+        </w:rPr>
+        <w:t xml:space="preserve">b </w:t>
+      </w:r>
+      <w:r>
+        <w:rPr>
+          <w:rFonts w:ascii="Aptos" w:hAnsi="Aptos" w:cs="Calibri"/>
+          <w:i/>
+          <w:iCs/>
+          <w:color w:val="000000"/>
+          <w:shd w:val="clear" w:color="auto" w:fill="FFFFFF"/>
+        </w:rPr>
+        <w:t xml:space="preserve">Contains </w:t>
+      </w:r>
+      <w:r>
+        <w:rPr>
+          <w:rFonts w:ascii="Calibri" w:hAnsi="Calibri" w:cs="Calibri"/>
+          <w:b/>
+          <w:bCs/>
+          <w:i/>
+          <w:iCs/>
+          <w:color w:val="7030A0"/>
+          <w:sz w:val="28"/>
+          <w:szCs w:val="28"/>
+        </w:rPr>
+        <w:t>d</w:t>
+      </w:r>
+      <w:r>
+        <w:rPr>
+          <w:rFonts w:ascii="Aptos" w:hAnsi="Aptos" w:cs="Calibri"/>
+          <w:color w:val="000000"/>
+          <w:shd w:val="clear" w:color="auto" w:fill="FFFFFF"/>
+        </w:rPr>
+        <w:t xml:space="preserve"> </w:t>
+      </w:r>
+      <w:r>
+        <w:rPr>
+          <w:rFonts w:ascii="Aptos" w:hAnsi="Aptos" w:cs="Calibri"/>
+          <w:color w:val="000000"/>
+          <w:shd w:val="clear" w:color="auto" w:fill="FFFFFF"/>
+        </w:rPr>
+        <w:t>are</w:t>
+      </w:r>
+      <w:r>
+        <w:rPr>
+          <w:rFonts w:ascii="Aptos" w:hAnsi="Aptos" w:cs="Calibri"/>
+          <w:color w:val="000000"/>
+          <w:shd w:val="clear" w:color="auto" w:fill="FFFFFF"/>
+        </w:rPr>
+        <w:t xml:space="preserve"> </w:t>
+      </w:r>
+      <w:r>
+        <w:rPr>
+          <w:rFonts w:ascii="Aptos" w:hAnsi="Aptos" w:cs="Calibri"/>
+          <w:color w:val="000000"/>
+          <w:shd w:val="clear" w:color="auto" w:fill="FFFFFF"/>
+        </w:rPr>
+        <w:t>both</w:t>
+      </w:r>
+      <w:r>
+        <w:rPr>
+          <w:rFonts w:ascii="Aptos" w:hAnsi="Aptos" w:cs="Calibri"/>
+          <w:color w:val="000000"/>
+          <w:shd w:val="clear" w:color="auto" w:fill="FFFFFF"/>
+        </w:rPr>
+        <w:t xml:space="preserve"> </w:t>
+      </w:r>
+      <w:r>
+        <w:rPr>
+          <w:rFonts w:ascii="Aptos" w:hAnsi="Aptos" w:cs="Calibri"/>
+          <w:b/>
+          <w:bCs/>
+          <w:color w:val="000000"/>
+          <w:shd w:val="clear" w:color="auto" w:fill="FFFFFF"/>
+        </w:rPr>
+        <w:t>C</w:t>
+      </w:r>
+      <w:r>
+        <w:rPr>
+          <w:rFonts w:ascii="Aptos" w:hAnsi="Aptos" w:cs="Calibri"/>
+          <w:color w:val="000000"/>
+          <w:shd w:val="clear" w:color="auto" w:fill="FFFFFF"/>
+        </w:rPr>
+        <w:t xml:space="preserve">. </w:t>
+      </w:r>
+    </w:p>
+    <w:p>
+      <w:pPr>
+        <w:rPr>
+          <w:rFonts w:ascii="Arial" w:hAnsi="Arial" w:cs="Arial"/>
+          <w:color w:val="202122"/>
+          <w:sz w:val="21"/>
+          <w:szCs w:val="21"/>
+        </w:rPr>
+      </w:pPr>
+      <w:r>
+        <w:t>Identifying</w:t>
+      </w:r>
+      <w:r>
+        <w:t xml:space="preserve"> </w:t>
+      </w:r>
+      <w:r>
+        <w:rPr>
+          <w:rFonts w:ascii="Aptos" w:hAnsi="Aptos" w:cs="Calibri"/>
+          <w:b/>
+          <w:bCs/>
+          <w:color w:val="000000"/>
+          <w:shd w:val="clear" w:color="auto" w:fill="FFFFFF"/>
+        </w:rPr>
+        <w:t>L</w:t>
+      </w:r>
+      <w:r>
+        <w:rPr>
+          <w:rFonts w:ascii="Aptos" w:hAnsi="Aptos" w:cs="Calibri"/>
+          <w:b/>
+          <w:bCs/>
+          <w:color w:val="000000"/>
+          <w:shd w:val="clear" w:color="auto" w:fill="FFFFFF"/>
+        </w:rPr>
+        <w:t>ogical</w:t>
+      </w:r>
+      <w:r>
+        <w:t xml:space="preserve"> relationships is complicated by the fact that some relationships Imply other ones</w:t>
+      </w:r>
+      <w:r>
+        <w:t xml:space="preserve">.  For example, </w:t>
+      </w:r>
+      <w:r>
+        <w:rPr>
+          <w:rFonts w:ascii="Aptos" w:hAnsi="Aptos" w:cs="Calibri"/>
+          <w:i/>
+          <w:iCs/>
+          <w:color w:val="000000"/>
+          <w:shd w:val="clear" w:color="auto" w:fill="FFFFFF"/>
+        </w:rPr>
+        <w:t>Partitioned</w:t>
+      </w:r>
+      <w:r>
+        <w:rPr>
+          <w:rFonts w:ascii="Aptos" w:hAnsi="Aptos" w:cs="Calibri"/>
+          <w:i/>
+          <w:iCs/>
+          <w:color w:val="000000"/>
+          <w:shd w:val="clear" w:color="auto" w:fill="FFFFFF"/>
+        </w:rPr>
+        <w:t xml:space="preserve"> </w:t>
+      </w:r>
+      <w:r>
+        <w:t xml:space="preserve">is not transitive, but it implies </w:t>
+      </w:r>
+      <w:r>
+        <w:rPr>
+          <w:rFonts w:ascii="Aptos" w:hAnsi="Aptos" w:cs="Calibri"/>
+          <w:i/>
+          <w:iCs/>
+          <w:color w:val="000000"/>
+          <w:shd w:val="clear" w:color="auto" w:fill="FFFFFF"/>
+        </w:rPr>
+        <w:t>Contains</w:t>
+      </w:r>
+      <w:r>
+        <w:t xml:space="preserve"> </w:t>
+      </w:r>
+      <w:r>
+        <w:t>so the following scenario is possible: If</w:t>
+      </w:r>
+      <w:r>
+        <w:t xml:space="preserve"> </w:t>
+      </w:r>
+      <w:r>
+        <w:rPr>
+          <w:rFonts w:ascii="Calibri" w:hAnsi="Calibri" w:cs="Calibri"/>
+          <w:b/>
+          <w:bCs/>
+          <w:i/>
+          <w:iCs/>
+          <w:color w:val="5B9BD5"/>
+          <w:sz w:val="28"/>
+          <w:szCs w:val="28"/>
+        </w:rPr>
+        <w:t>a</w:t>
+      </w:r>
+      <w:r>
+        <w:rPr>
+          <w:rFonts w:ascii="Aptos" w:hAnsi="Aptos" w:cs="Calibri"/>
+          <w:i/>
+          <w:iCs/>
+          <w:color w:val="000000"/>
+          <w:shd w:val="clear" w:color="auto" w:fill="FFFFFF"/>
+        </w:rPr>
+        <w:t xml:space="preserve"> </w:t>
+      </w:r>
+      <w:r>
+        <w:rPr>
+          <w:rFonts w:ascii="Aptos" w:hAnsi="Aptos" w:cs="Calibri"/>
+          <w:i/>
+          <w:iCs/>
+          <w:color w:val="000000"/>
+          <w:shd w:val="clear" w:color="auto" w:fill="FFFFFF"/>
+        </w:rPr>
+        <w:t xml:space="preserve">Is </w:t>
+      </w:r>
+      <w:r>
+        <w:rPr>
+          <w:rFonts w:ascii="Aptos" w:hAnsi="Aptos" w:cs="Calibri"/>
+          <w:i/>
+          <w:iCs/>
+          <w:color w:val="000000"/>
+          <w:shd w:val="clear" w:color="auto" w:fill="FFFFFF"/>
+        </w:rPr>
+        <w:t>Partitioned</w:t>
+      </w:r>
+      <w:r>
+        <w:rPr>
+          <w:rFonts w:ascii="Aptos" w:hAnsi="Aptos" w:cs="Calibri"/>
+          <w:i/>
+          <w:iCs/>
+          <w:color w:val="000000"/>
+          <w:shd w:val="clear" w:color="auto" w:fill="FFFFFF"/>
+        </w:rPr>
+        <w:t xml:space="preserve"> by</w:t>
+      </w:r>
+      <w:r>
+        <w:rPr>
+          <w:rFonts w:ascii="Aptos" w:hAnsi="Aptos" w:cs="Calibri"/>
+          <w:i/>
+          <w:iCs/>
+          <w:color w:val="000000"/>
+          <w:shd w:val="clear" w:color="auto" w:fill="FFFFFF"/>
+        </w:rPr>
+        <w:t xml:space="preserve"> </w:t>
+      </w:r>
+      <w:r>
+        <w:rPr>
+          <w:rFonts w:ascii="Calibri" w:hAnsi="Calibri" w:cs="Calibri"/>
+          <w:b/>
+          <w:bCs/>
+          <w:i/>
+          <w:iCs/>
+          <w:color w:val="00B050"/>
+          <w:sz w:val="28"/>
+          <w:szCs w:val="28"/>
+        </w:rPr>
+        <w:t>b</w:t>
+      </w:r>
+      <w:r>
+        <w:rPr>
+          <w:rFonts w:ascii="Aptos" w:hAnsi="Aptos" w:cs="Calibri"/>
+          <w:color w:val="000000"/>
+          <w:shd w:val="clear" w:color="auto" w:fill="FFFFFF"/>
+        </w:rPr>
+        <w:t xml:space="preserve"> and </w:t>
+      </w:r>
+      <w:r>
+        <w:rPr>
+          <w:rFonts w:ascii="Calibri" w:hAnsi="Calibri" w:cs="Calibri"/>
+          <w:b/>
+          <w:bCs/>
+          <w:i/>
+          <w:iCs/>
+          <w:color w:val="00B050"/>
+          <w:sz w:val="28"/>
+          <w:szCs w:val="28"/>
+        </w:rPr>
+        <w:t xml:space="preserve">b </w:t>
+      </w:r>
+      <w:r>
+        <w:rPr>
+          <w:rFonts w:ascii="Aptos" w:hAnsi="Aptos" w:cs="Calibri"/>
+          <w:i/>
+          <w:iCs/>
+          <w:color w:val="000000"/>
+          <w:shd w:val="clear" w:color="auto" w:fill="FFFFFF"/>
+        </w:rPr>
+        <w:t xml:space="preserve">Contains </w:t>
+      </w:r>
+      <w:r>
+        <w:rPr>
+          <w:rFonts w:ascii="Calibri" w:hAnsi="Calibri" w:cs="Calibri"/>
+          <w:b/>
+          <w:bCs/>
+          <w:i/>
+          <w:iCs/>
+          <w:color w:val="D39307"/>
+          <w:sz w:val="28"/>
+          <w:szCs w:val="28"/>
+        </w:rPr>
+        <w:t>c</w:t>
+      </w:r>
+      <w:r>
+        <w:rPr>
+          <w:rFonts w:ascii="Arial" w:hAnsi="Arial" w:cs="Arial"/>
+          <w:color w:val="202122"/>
+          <w:sz w:val="21"/>
+          <w:szCs w:val="21"/>
+        </w:rPr>
+        <w:t xml:space="preserve"> </w:t>
+      </w:r>
+      <w:r>
+        <w:rPr>
+          <w:rFonts w:ascii="Arial" w:hAnsi="Arial" w:cs="Arial"/>
+          <w:color w:val="202122"/>
+          <w:sz w:val="21"/>
+          <w:szCs w:val="21"/>
+        </w:rPr>
+        <w:t xml:space="preserve">the relationship </w:t>
+      </w:r>
+      <w:r>
+        <w:rPr>
+          <w:rFonts w:ascii="Calibri" w:hAnsi="Calibri" w:cs="Calibri"/>
+          <w:b/>
+          <w:bCs/>
+          <w:i/>
+          <w:iCs/>
+          <w:color w:val="5B9BD5"/>
+          <w:sz w:val="28"/>
+          <w:szCs w:val="28"/>
+        </w:rPr>
+        <w:t>a</w:t>
+      </w:r>
+      <w:r>
+        <w:rPr>
+          <w:rFonts w:ascii="Aptos" w:hAnsi="Aptos" w:cs="Calibri"/>
+          <w:i/>
+          <w:iCs/>
+          <w:color w:val="000000"/>
+          <w:shd w:val="clear" w:color="auto" w:fill="FFFFFF"/>
+        </w:rPr>
+        <w:t xml:space="preserve"> Contains</w:t>
+      </w:r>
+      <w:r>
+        <w:rPr>
+          <w:rFonts w:ascii="Calibri" w:hAnsi="Calibri" w:cs="Calibri"/>
+          <w:b/>
+          <w:bCs/>
+          <w:i/>
+          <w:iCs/>
+          <w:color w:val="D39307"/>
+          <w:sz w:val="28"/>
+          <w:szCs w:val="28"/>
+        </w:rPr>
+        <w:t xml:space="preserve"> c</w:t>
+      </w:r>
+      <w:r>
+        <w:rPr>
+          <w:rFonts w:ascii="Aptos" w:hAnsi="Aptos" w:cs="Calibri"/>
+          <w:color w:val="000000"/>
+          <w:shd w:val="clear" w:color="auto" w:fill="FFFFFF"/>
+        </w:rPr>
+        <w:t xml:space="preserve"> is </w:t>
+      </w:r>
+      <w:r>
+        <w:rPr>
+          <w:rFonts w:ascii="Aptos" w:hAnsi="Aptos" w:cs="Calibri"/>
+          <w:b/>
+          <w:bCs/>
+          <w:color w:val="000000"/>
+          <w:shd w:val="clear" w:color="auto" w:fill="FFFFFF"/>
+        </w:rPr>
+        <w:t>L</w:t>
+      </w:r>
+      <w:r>
+        <w:rPr>
+          <w:rFonts w:ascii="Aptos" w:hAnsi="Aptos" w:cs="Calibri"/>
+          <w:b/>
+          <w:bCs/>
+          <w:color w:val="000000"/>
+          <w:shd w:val="clear" w:color="auto" w:fill="FFFFFF"/>
+        </w:rPr>
+        <w:t>ogical</w:t>
+      </w:r>
+      <w:r>
+        <w:rPr>
+          <w:rFonts w:ascii="Aptos" w:hAnsi="Aptos" w:cs="Calibri"/>
+          <w:color w:val="000000"/>
+          <w:shd w:val="clear" w:color="auto" w:fill="FFFFFF"/>
+        </w:rPr>
+        <w:t xml:space="preserve">.  However, </w:t>
+      </w:r>
+      <w:proofErr w:type="gramStart"/>
+      <w:r>
+        <w:t>If</w:t>
+      </w:r>
+      <w:proofErr w:type="gramEnd"/>
+      <w:r>
+        <w:t xml:space="preserve"> </w:t>
+      </w:r>
+      <w:r>
+        <w:rPr>
+          <w:rFonts w:ascii="Calibri" w:hAnsi="Calibri" w:cs="Calibri"/>
+          <w:b/>
+          <w:bCs/>
+          <w:i/>
+          <w:iCs/>
+          <w:color w:val="5B9BD5"/>
+          <w:sz w:val="28"/>
+          <w:szCs w:val="28"/>
+        </w:rPr>
+        <w:t>a</w:t>
+      </w:r>
+      <w:r>
+        <w:rPr>
+          <w:rFonts w:ascii="Aptos" w:hAnsi="Aptos" w:cs="Calibri"/>
+          <w:i/>
+          <w:iCs/>
+          <w:color w:val="000000"/>
+          <w:shd w:val="clear" w:color="auto" w:fill="FFFFFF"/>
+        </w:rPr>
+        <w:t xml:space="preserve"> Is Partitioned</w:t>
+      </w:r>
+      <w:r>
+        <w:rPr>
+          <w:rFonts w:ascii="Aptos" w:hAnsi="Aptos" w:cs="Calibri"/>
+          <w:i/>
+          <w:iCs/>
+          <w:color w:val="000000"/>
+          <w:shd w:val="clear" w:color="auto" w:fill="FFFFFF"/>
+        </w:rPr>
+        <w:t xml:space="preserve"> by </w:t>
+      </w:r>
+      <w:r>
+        <w:rPr>
+          <w:rFonts w:ascii="Calibri" w:hAnsi="Calibri" w:cs="Calibri"/>
+          <w:b/>
+          <w:bCs/>
+          <w:i/>
+          <w:iCs/>
+          <w:color w:val="00B050"/>
+          <w:sz w:val="28"/>
+          <w:szCs w:val="28"/>
+        </w:rPr>
+        <w:t>b</w:t>
+      </w:r>
+      <w:r>
+        <w:rPr>
+          <w:rFonts w:ascii="Aptos" w:hAnsi="Aptos" w:cs="Calibri"/>
+          <w:color w:val="000000"/>
+          <w:shd w:val="clear" w:color="auto" w:fill="FFFFFF"/>
+        </w:rPr>
+        <w:t xml:space="preserve"> and </w:t>
+      </w:r>
+      <w:r>
+        <w:rPr>
+          <w:rFonts w:ascii="Calibri" w:hAnsi="Calibri" w:cs="Calibri"/>
+          <w:b/>
+          <w:bCs/>
+          <w:i/>
+          <w:iCs/>
+          <w:color w:val="00B050"/>
+          <w:sz w:val="28"/>
+          <w:szCs w:val="28"/>
+        </w:rPr>
+        <w:t xml:space="preserve">b </w:t>
+      </w:r>
+      <w:r>
+        <w:rPr>
+          <w:rFonts w:ascii="Aptos" w:hAnsi="Aptos" w:cs="Calibri"/>
+          <w:i/>
+          <w:iCs/>
+          <w:color w:val="000000"/>
+          <w:shd w:val="clear" w:color="auto" w:fill="FFFFFF"/>
+        </w:rPr>
+        <w:t>Is Partitioned</w:t>
+      </w:r>
+      <w:r>
+        <w:rPr>
+          <w:rFonts w:ascii="Aptos" w:hAnsi="Aptos" w:cs="Calibri"/>
+          <w:i/>
+          <w:iCs/>
+          <w:color w:val="000000"/>
+          <w:shd w:val="clear" w:color="auto" w:fill="FFFFFF"/>
+        </w:rPr>
+        <w:t xml:space="preserve"> by</w:t>
+      </w:r>
+      <w:r>
+        <w:rPr>
+          <w:rFonts w:ascii="Calibri" w:hAnsi="Calibri" w:cs="Calibri"/>
+          <w:b/>
+          <w:bCs/>
+          <w:i/>
+          <w:iCs/>
+          <w:color w:val="D39307"/>
+          <w:sz w:val="28"/>
+          <w:szCs w:val="28"/>
+        </w:rPr>
+        <w:t xml:space="preserve"> </w:t>
+      </w:r>
+      <w:r>
+        <w:rPr>
+          <w:rFonts w:ascii="Calibri" w:hAnsi="Calibri" w:cs="Calibri"/>
+          <w:b/>
+          <w:bCs/>
+          <w:i/>
+          <w:iCs/>
+          <w:color w:val="D39307"/>
+          <w:sz w:val="28"/>
+          <w:szCs w:val="28"/>
+        </w:rPr>
+        <w:t>c</w:t>
+      </w:r>
+      <w:r>
+        <w:rPr>
+          <w:rFonts w:ascii="Arial" w:hAnsi="Arial" w:cs="Arial"/>
+          <w:color w:val="202122"/>
+          <w:sz w:val="21"/>
+          <w:szCs w:val="21"/>
+        </w:rPr>
+        <w:t xml:space="preserve"> </w:t>
+      </w:r>
+      <w:r>
+        <w:rPr>
+          <w:rFonts w:ascii="Arial" w:hAnsi="Arial" w:cs="Arial"/>
+          <w:color w:val="202122"/>
+          <w:sz w:val="21"/>
+          <w:szCs w:val="21"/>
+        </w:rPr>
+        <w:t xml:space="preserve">either </w:t>
+      </w:r>
+      <w:r>
+        <w:rPr>
+          <w:rFonts w:ascii="Arial" w:hAnsi="Arial" w:cs="Arial"/>
+          <w:color w:val="202122"/>
+          <w:sz w:val="21"/>
+          <w:szCs w:val="21"/>
+        </w:rPr>
+        <w:t xml:space="preserve">the relationship </w:t>
+      </w:r>
+      <w:r>
+        <w:rPr>
+          <w:rFonts w:ascii="Calibri" w:hAnsi="Calibri" w:cs="Calibri"/>
+          <w:b/>
+          <w:bCs/>
+          <w:i/>
+          <w:iCs/>
+          <w:color w:val="5B9BD5"/>
+          <w:sz w:val="28"/>
+          <w:szCs w:val="28"/>
+        </w:rPr>
+        <w:t>a</w:t>
+      </w:r>
+      <w:r>
+        <w:rPr>
+          <w:rFonts w:ascii="Aptos" w:hAnsi="Aptos" w:cs="Calibri"/>
+          <w:i/>
+          <w:iCs/>
+          <w:color w:val="000000"/>
+          <w:shd w:val="clear" w:color="auto" w:fill="FFFFFF"/>
+        </w:rPr>
+        <w:t xml:space="preserve"> Contains</w:t>
+      </w:r>
+      <w:r>
+        <w:rPr>
+          <w:rFonts w:ascii="Calibri" w:hAnsi="Calibri" w:cs="Calibri"/>
+          <w:b/>
+          <w:bCs/>
+          <w:i/>
+          <w:iCs/>
+          <w:color w:val="D39307"/>
+          <w:sz w:val="28"/>
+          <w:szCs w:val="28"/>
+        </w:rPr>
+        <w:t xml:space="preserve"> c</w:t>
+      </w:r>
+      <w:r>
+        <w:rPr>
+          <w:rFonts w:ascii="Arial" w:hAnsi="Arial" w:cs="Arial"/>
+          <w:color w:val="202122"/>
+          <w:sz w:val="21"/>
+          <w:szCs w:val="21"/>
+        </w:rPr>
+        <w:t xml:space="preserve"> or the relationship </w:t>
+      </w:r>
+      <w:r>
+        <w:rPr>
+          <w:rFonts w:ascii="Calibri" w:hAnsi="Calibri" w:cs="Calibri"/>
+          <w:b/>
+          <w:bCs/>
+          <w:i/>
+          <w:iCs/>
+          <w:color w:val="5B9BD5"/>
+          <w:sz w:val="28"/>
+          <w:szCs w:val="28"/>
+        </w:rPr>
+        <w:t>a</w:t>
+      </w:r>
+      <w:r>
+        <w:rPr>
+          <w:rFonts w:ascii="Aptos" w:hAnsi="Aptos" w:cs="Calibri"/>
+          <w:i/>
+          <w:iCs/>
+          <w:color w:val="000000"/>
+          <w:shd w:val="clear" w:color="auto" w:fill="FFFFFF"/>
+        </w:rPr>
+        <w:t xml:space="preserve"> </w:t>
+      </w:r>
+      <w:r>
+        <w:rPr>
+          <w:rFonts w:ascii="Aptos" w:hAnsi="Aptos" w:cs="Calibri"/>
+          <w:i/>
+          <w:iCs/>
+          <w:color w:val="000000"/>
+          <w:shd w:val="clear" w:color="auto" w:fill="FFFFFF"/>
+        </w:rPr>
+        <w:t>Is Partitioned</w:t>
+      </w:r>
+      <w:r>
+        <w:rPr>
+          <w:rFonts w:ascii="Aptos" w:hAnsi="Aptos" w:cs="Calibri"/>
+          <w:i/>
+          <w:iCs/>
+          <w:color w:val="000000"/>
+          <w:shd w:val="clear" w:color="auto" w:fill="FFFFFF"/>
+        </w:rPr>
+        <w:t xml:space="preserve"> by </w:t>
+      </w:r>
+      <w:r>
+        <w:rPr>
+          <w:rFonts w:ascii="Calibri" w:hAnsi="Calibri" w:cs="Calibri"/>
+          <w:b/>
+          <w:bCs/>
+          <w:i/>
+          <w:iCs/>
+          <w:color w:val="D39307"/>
+          <w:sz w:val="28"/>
+          <w:szCs w:val="28"/>
+        </w:rPr>
+        <w:t>c</w:t>
+      </w:r>
+      <w:r>
+        <w:rPr>
+          <w:rFonts w:ascii="Arial" w:hAnsi="Arial" w:cs="Arial"/>
+          <w:color w:val="202122"/>
+          <w:sz w:val="21"/>
+          <w:szCs w:val="21"/>
+        </w:rPr>
+        <w:t xml:space="preserve"> </w:t>
+      </w:r>
+      <w:r>
+        <w:rPr>
+          <w:rFonts w:ascii="Arial" w:hAnsi="Arial" w:cs="Arial"/>
+          <w:color w:val="202122"/>
+          <w:sz w:val="21"/>
+          <w:szCs w:val="21"/>
+        </w:rPr>
+        <w:t>is possible, so a logical relationship does not exist</w:t>
+      </w:r>
+    </w:p>
+    <w:p>
+      <w:pPr>
+        <w:rPr>
+          <w:rFonts w:ascii="Arial" w:hAnsi="Arial" w:cs="Arial"/>
+          <w:color w:val="202122"/>
+          <w:sz w:val="21"/>
+          <w:szCs w:val="21"/>
+        </w:rPr>
+      </w:pPr>
+      <w:r>
+        <w:rPr>
+          <w:rFonts w:ascii="Arial" w:hAnsi="Arial" w:cs="Arial"/>
+          <w:color w:val="202122"/>
+          <w:sz w:val="21"/>
+          <w:szCs w:val="21"/>
+        </w:rPr>
+        <w:t xml:space="preserve">To identify logical </w:t>
+      </w:r>
+      <w:r>
+        <w:rPr>
+          <w:rFonts w:ascii="Aptos" w:hAnsi="Aptos" w:cs="Calibri"/>
+          <w:i/>
+          <w:iCs/>
+          <w:color w:val="000000"/>
+          <w:shd w:val="clear" w:color="auto" w:fill="FFFFFF"/>
+        </w:rPr>
+        <w:t>Contains</w:t>
+      </w:r>
+      <w:r>
+        <w:rPr>
+          <w:rFonts w:ascii="Aptos" w:hAnsi="Aptos" w:cs="Calibri"/>
+          <w:i/>
+          <w:iCs/>
+          <w:color w:val="000000"/>
+          <w:shd w:val="clear" w:color="auto" w:fill="FFFFFF"/>
+        </w:rPr>
+        <w:t xml:space="preserve"> </w:t>
+      </w:r>
+      <w:r>
+        <w:rPr>
+          <w:rFonts w:ascii="Arial" w:hAnsi="Arial" w:cs="Arial"/>
+          <w:color w:val="202122"/>
+          <w:sz w:val="21"/>
+          <w:szCs w:val="21"/>
+        </w:rPr>
+        <w:t>relationship</w:t>
+      </w:r>
+      <w:r>
+        <w:rPr>
+          <w:rFonts w:ascii="Arial" w:hAnsi="Arial" w:cs="Arial"/>
+          <w:color w:val="202122"/>
+          <w:sz w:val="21"/>
+          <w:szCs w:val="21"/>
+        </w:rPr>
+        <w:t xml:space="preserve">s </w:t>
+      </w:r>
+      <w:r>
+        <w:rPr>
+          <w:rFonts w:ascii="Arial" w:hAnsi="Arial" w:cs="Arial"/>
+          <w:color w:val="202122"/>
+          <w:sz w:val="21"/>
+          <w:szCs w:val="21"/>
+        </w:rPr>
+        <w:t xml:space="preserve">one must construct a directed graph of the structure relations where the edges are all the </w:t>
+      </w:r>
+      <w:r>
+        <w:rPr>
+          <w:rFonts w:ascii="Aptos" w:hAnsi="Aptos" w:cs="Calibri"/>
+          <w:i/>
+          <w:iCs/>
+          <w:color w:val="000000"/>
+          <w:shd w:val="clear" w:color="auto" w:fill="FFFFFF"/>
+        </w:rPr>
+        <w:t xml:space="preserve">Contains </w:t>
+      </w:r>
+      <w:r>
+        <w:rPr>
+          <w:rFonts w:ascii="Arial" w:hAnsi="Arial" w:cs="Arial"/>
+          <w:color w:val="202122"/>
+          <w:sz w:val="21"/>
+          <w:szCs w:val="21"/>
+        </w:rPr>
+        <w:t>relationships</w:t>
+      </w:r>
+      <w:r>
+        <w:rPr>
+          <w:rFonts w:ascii="Arial" w:hAnsi="Arial" w:cs="Arial"/>
+          <w:color w:val="202122"/>
+          <w:sz w:val="21"/>
+          <w:szCs w:val="21"/>
+        </w:rPr>
+        <w:t xml:space="preserve"> in the structure set and all implied </w:t>
+      </w:r>
+      <w:r>
+        <w:rPr>
+          <w:rFonts w:ascii="Aptos" w:hAnsi="Aptos" w:cs="Calibri"/>
+          <w:i/>
+          <w:iCs/>
+          <w:color w:val="000000"/>
+          <w:shd w:val="clear" w:color="auto" w:fill="FFFFFF"/>
+        </w:rPr>
+        <w:lastRenderedPageBreak/>
+        <w:t xml:space="preserve">Contains </w:t>
+      </w:r>
+      <w:r>
+        <w:rPr>
+          <w:rFonts w:ascii="Arial" w:hAnsi="Arial" w:cs="Arial"/>
+          <w:color w:val="202122"/>
+          <w:sz w:val="21"/>
+          <w:szCs w:val="21"/>
+        </w:rPr>
+        <w:t>relationships (</w:t>
+      </w:r>
+      <w:r>
+        <w:rPr>
+          <w:rFonts w:ascii="Aptos" w:hAnsi="Aptos" w:cs="Calibri"/>
+          <w:i/>
+          <w:iCs/>
+          <w:color w:val="000000"/>
+          <w:shd w:val="clear" w:color="auto" w:fill="FFFFFF"/>
+        </w:rPr>
+        <w:t>Partitioned</w:t>
+      </w:r>
+      <w:r>
+        <w:rPr>
+          <w:rFonts w:ascii="Arial" w:hAnsi="Arial" w:cs="Arial"/>
+          <w:color w:val="202122"/>
+          <w:sz w:val="21"/>
+          <w:szCs w:val="21"/>
+        </w:rPr>
+        <w:t>)</w:t>
+      </w:r>
+      <w:r>
+        <w:rPr>
+          <w:rFonts w:ascii="Arial" w:hAnsi="Arial" w:cs="Arial"/>
+          <w:color w:val="202122"/>
+          <w:sz w:val="21"/>
+          <w:szCs w:val="21"/>
+        </w:rPr>
+        <w:t xml:space="preserve"> </w:t>
+      </w:r>
+      <w:r>
+        <w:rPr>
+          <w:rFonts w:ascii="Arial" w:hAnsi="Arial" w:cs="Arial"/>
+          <w:color w:val="202122"/>
+          <w:sz w:val="21"/>
+          <w:szCs w:val="21"/>
+        </w:rPr>
+        <w:t>in the structure set</w:t>
+      </w:r>
+      <w:r>
+        <w:rPr>
+          <w:rFonts w:ascii="Arial" w:hAnsi="Arial" w:cs="Arial"/>
+          <w:color w:val="202122"/>
+          <w:sz w:val="21"/>
+          <w:szCs w:val="21"/>
+        </w:rPr>
+        <w:t>. Next, for each</w:t>
+      </w:r>
+      <w:r>
+        <w:rPr>
+          <w:rFonts w:ascii="Arial" w:hAnsi="Arial" w:cs="Arial"/>
+          <w:color w:val="202122"/>
+          <w:sz w:val="21"/>
+          <w:szCs w:val="21"/>
+        </w:rPr>
+        <w:t xml:space="preserve"> </w:t>
+      </w:r>
+      <w:r>
+        <w:rPr>
+          <w:rFonts w:ascii="Aptos" w:hAnsi="Aptos" w:cs="Calibri"/>
+          <w:i/>
+          <w:iCs/>
+          <w:color w:val="000000"/>
+          <w:shd w:val="clear" w:color="auto" w:fill="FFFFFF"/>
+        </w:rPr>
+        <w:t xml:space="preserve">Contains </w:t>
+      </w:r>
+      <w:r>
+        <w:rPr>
+          <w:rFonts w:ascii="Arial" w:hAnsi="Arial" w:cs="Arial"/>
+          <w:color w:val="202122"/>
+          <w:sz w:val="21"/>
+          <w:szCs w:val="21"/>
+        </w:rPr>
+        <w:t>relationship</w:t>
+      </w:r>
+      <w:r>
+        <w:rPr>
+          <w:rFonts w:ascii="Arial" w:hAnsi="Arial" w:cs="Arial"/>
+          <w:color w:val="202122"/>
+          <w:sz w:val="21"/>
+          <w:szCs w:val="21"/>
+        </w:rPr>
+        <w:t xml:space="preserve"> check for an alternate path between the two structures, Next check that the path is not composed Entirely of </w:t>
+      </w:r>
+      <w:r>
+        <w:rPr>
+          <w:rFonts w:ascii="Arial" w:hAnsi="Arial" w:cs="Arial"/>
+          <w:color w:val="202122"/>
+          <w:sz w:val="21"/>
+          <w:szCs w:val="21"/>
+        </w:rPr>
+        <w:t xml:space="preserve">implied </w:t>
+      </w:r>
+      <w:r>
+        <w:rPr>
+          <w:rFonts w:ascii="Aptos" w:hAnsi="Aptos" w:cs="Calibri"/>
+          <w:i/>
+          <w:iCs/>
+          <w:color w:val="000000"/>
+          <w:shd w:val="clear" w:color="auto" w:fill="FFFFFF"/>
+        </w:rPr>
+        <w:t xml:space="preserve">Contains </w:t>
+      </w:r>
+      <w:r>
+        <w:rPr>
+          <w:rFonts w:ascii="Arial" w:hAnsi="Arial" w:cs="Arial"/>
+          <w:color w:val="202122"/>
+          <w:sz w:val="21"/>
+          <w:szCs w:val="21"/>
+        </w:rPr>
+        <w:t>relationships</w:t>
+      </w:r>
+      <w:r>
+        <w:rPr>
+          <w:rFonts w:ascii="Arial" w:hAnsi="Arial" w:cs="Arial"/>
+          <w:color w:val="202122"/>
+          <w:sz w:val="21"/>
+          <w:szCs w:val="21"/>
+        </w:rPr>
+        <w:t xml:space="preserve">.  If an alternate path exists, then the relationship is </w:t>
+      </w:r>
+      <w:r>
+        <w:rPr>
+          <w:rFonts w:ascii="Aptos" w:hAnsi="Aptos" w:cs="Calibri"/>
+          <w:b/>
+          <w:bCs/>
+          <w:color w:val="000000"/>
+          <w:shd w:val="clear" w:color="auto" w:fill="FFFFFF"/>
+        </w:rPr>
+        <w:t>L</w:t>
+      </w:r>
+      <w:r>
+        <w:rPr>
+          <w:rFonts w:ascii="Aptos" w:hAnsi="Aptos" w:cs="Calibri"/>
+          <w:b/>
+          <w:bCs/>
+          <w:color w:val="000000"/>
+          <w:shd w:val="clear" w:color="auto" w:fill="FFFFFF"/>
+        </w:rPr>
+        <w:t>ogical</w:t>
+      </w:r>
+      <w:r>
+        <w:rPr>
+          <w:rFonts w:ascii="Aptos" w:hAnsi="Aptos" w:cs="Calibri"/>
+          <w:b/>
+          <w:bCs/>
+          <w:color w:val="000000"/>
+          <w:shd w:val="clear" w:color="auto" w:fill="FFFFFF"/>
+        </w:rPr>
+        <w:t>.</w:t>
+      </w:r>
+    </w:p>
     <w:p>
       <w:r>
         <w:br w:type="page"/>
@@ -40568,7 +41834,6 @@
   <w:style w:type="character" w:default="1" w:styleId="DefaultParagraphFont">
     <w:name w:val="Default Paragraph Font"/>
     <w:uiPriority w:val="1"/>
-    <w:semiHidden/>
     <w:unhideWhenUsed/>
   </w:style>
   <w:style w:type="table" w:default="1" w:styleId="TableNormal">

--- a/docs/Shapes and Relations in 2D.docx
+++ b/docs/Shapes and Relations in 2D.docx
@@ -42740,10 +42740,271 @@
 <b:Sources xmlns:b="http://schemas.openxmlformats.org/officeDocument/2006/bibliography" xmlns="http://schemas.openxmlformats.org/officeDocument/2006/bibliography" SelectedStyle="\apasixtheditionofficeonline.xsl" StyleName="APA" Version="6"/>
 </file>
 
+<file path=customXml/item2.xml><?xml version="1.0" encoding="utf-8"?>
+<ct:contentTypeSchema xmlns:ct="http://schemas.microsoft.com/office/2006/metadata/contentType" xmlns:ma="http://schemas.microsoft.com/office/2006/metadata/properties/metaAttributes" ct:_="" ma:_="" ma:contentTypeName="Document" ma:contentTypeID="0x0101003F5ED4C9C3BCF64FB602E6BC73E05343" ma:contentTypeVersion="14" ma:contentTypeDescription="Create a new document." ma:contentTypeScope="" ma:versionID="b589f7e5eeb6bec19614f33cf7f0cf85">
+  <xsd:schema xmlns:xsd="http://www.w3.org/2001/XMLSchema" xmlns:xs="http://www.w3.org/2001/XMLSchema" xmlns:p="http://schemas.microsoft.com/office/2006/metadata/properties" xmlns:ns2="347c6671-e14e-499f-bdff-5abebf9f2841" xmlns:ns3="ad65eebb-9aa8-49dc-954e-2f274fb67fdf" targetNamespace="http://schemas.microsoft.com/office/2006/metadata/properties" ma:root="true" ma:fieldsID="7942d335befb87718259710f93a11325" ns2:_="" ns3:_="">
+    <xsd:import namespace="347c6671-e14e-499f-bdff-5abebf9f2841"/>
+    <xsd:import namespace="ad65eebb-9aa8-49dc-954e-2f274fb67fdf"/>
+    <xsd:element name="properties">
+      <xsd:complexType>
+        <xsd:sequence>
+          <xsd:element name="documentManagement">
+            <xsd:complexType>
+              <xsd:all>
+                <xsd:element ref="ns2:MediaServiceMetadata" minOccurs="0"/>
+                <xsd:element ref="ns2:MediaServiceFastMetadata" minOccurs="0"/>
+                <xsd:element ref="ns2:lcf76f155ced4ddcb4097134ff3c332f" minOccurs="0"/>
+                <xsd:element ref="ns3:TaxCatchAll" minOccurs="0"/>
+                <xsd:element ref="ns2:MediaServiceOCR" minOccurs="0"/>
+                <xsd:element ref="ns2:MediaServiceGenerationTime" minOccurs="0"/>
+                <xsd:element ref="ns2:MediaServiceEventHashCode" minOccurs="0"/>
+                <xsd:element ref="ns3:SharedWithUsers" minOccurs="0"/>
+                <xsd:element ref="ns3:SharedWithDetails" minOccurs="0"/>
+                <xsd:element ref="ns2:MediaServiceObjectDetectorVersions" minOccurs="0"/>
+                <xsd:element ref="ns2:MediaServiceDateTaken" minOccurs="0"/>
+                <xsd:element ref="ns2:MediaLengthInSeconds" minOccurs="0"/>
+                <xsd:element ref="ns2:MediaServiceSearchProperties" minOccurs="0"/>
+              </xsd:all>
+            </xsd:complexType>
+          </xsd:element>
+        </xsd:sequence>
+      </xsd:complexType>
+    </xsd:element>
+  </xsd:schema>
+  <xsd:schema xmlns:xsd="http://www.w3.org/2001/XMLSchema" xmlns:xs="http://www.w3.org/2001/XMLSchema" xmlns:dms="http://schemas.microsoft.com/office/2006/documentManagement/types" xmlns:pc="http://schemas.microsoft.com/office/infopath/2007/PartnerControls" targetNamespace="347c6671-e14e-499f-bdff-5abebf9f2841" elementFormDefault="qualified">
+    <xsd:import namespace="http://schemas.microsoft.com/office/2006/documentManagement/types"/>
+    <xsd:import namespace="http://schemas.microsoft.com/office/infopath/2007/PartnerControls"/>
+    <xsd:element name="MediaServiceMetadata" ma:index="8" nillable="true" ma:displayName="MediaServiceMetadata" ma:hidden="true" ma:internalName="MediaServiceMetadata" ma:readOnly="true">
+      <xsd:simpleType>
+        <xsd:restriction base="dms:Note"/>
+      </xsd:simpleType>
+    </xsd:element>
+    <xsd:element name="MediaServiceFastMetadata" ma:index="9" nillable="true" ma:displayName="MediaServiceFastMetadata" ma:hidden="true" ma:internalName="MediaServiceFastMetadata" ma:readOnly="true">
+      <xsd:simpleType>
+        <xsd:restriction base="dms:Note"/>
+      </xsd:simpleType>
+    </xsd:element>
+    <xsd:element name="lcf76f155ced4ddcb4097134ff3c332f" ma:index="11" nillable="true" ma:taxonomy="true" ma:internalName="lcf76f155ced4ddcb4097134ff3c332f" ma:taxonomyFieldName="MediaServiceImageTags" ma:displayName="Image Tags" ma:readOnly="false" ma:fieldId="{5cf76f15-5ced-4ddc-b409-7134ff3c332f}" ma:taxonomyMulti="true" ma:sspId="92cb0cb5-3640-4022-b6af-d60faf1e35e8" ma:termSetId="09814cd3-568e-fe90-9814-8d621ff8fb84" ma:anchorId="fba54fb3-c3e1-fe81-a776-ca4b69148c4d" ma:open="true" ma:isKeyword="false">
+      <xsd:complexType>
+        <xsd:sequence>
+          <xsd:element ref="pc:Terms" minOccurs="0" maxOccurs="1"/>
+        </xsd:sequence>
+      </xsd:complexType>
+    </xsd:element>
+    <xsd:element name="MediaServiceOCR" ma:index="13" nillable="true" ma:displayName="Extracted Text" ma:internalName="MediaServiceOCR" ma:readOnly="true">
+      <xsd:simpleType>
+        <xsd:restriction base="dms:Note">
+          <xsd:maxLength value="255"/>
+        </xsd:restriction>
+      </xsd:simpleType>
+    </xsd:element>
+    <xsd:element name="MediaServiceGenerationTime" ma:index="14" nillable="true" ma:displayName="MediaServiceGenerationTime" ma:hidden="true" ma:internalName="MediaServiceGenerationTime" ma:readOnly="true">
+      <xsd:simpleType>
+        <xsd:restriction base="dms:Text"/>
+      </xsd:simpleType>
+    </xsd:element>
+    <xsd:element name="MediaServiceEventHashCode" ma:index="15" nillable="true" ma:displayName="MediaServiceEventHashCode" ma:hidden="true" ma:internalName="MediaServiceEventHashCode" ma:readOnly="true">
+      <xsd:simpleType>
+        <xsd:restriction base="dms:Text"/>
+      </xsd:simpleType>
+    </xsd:element>
+    <xsd:element name="MediaServiceObjectDetectorVersions" ma:index="18" nillable="true" ma:displayName="MediaServiceObjectDetectorVersions" ma:hidden="true" ma:indexed="true" ma:internalName="MediaServiceObjectDetectorVersions" ma:readOnly="true">
+      <xsd:simpleType>
+        <xsd:restriction base="dms:Text"/>
+      </xsd:simpleType>
+    </xsd:element>
+    <xsd:element name="MediaServiceDateTaken" ma:index="19" nillable="true" ma:displayName="MediaServiceDateTaken" ma:hidden="true" ma:indexed="true" ma:internalName="MediaServiceDateTaken" ma:readOnly="true">
+      <xsd:simpleType>
+        <xsd:restriction base="dms:Text"/>
+      </xsd:simpleType>
+    </xsd:element>
+    <xsd:element name="MediaLengthInSeconds" ma:index="20" nillable="true" ma:displayName="MediaLengthInSeconds" ma:hidden="true" ma:internalName="MediaLengthInSeconds" ma:readOnly="true">
+      <xsd:simpleType>
+        <xsd:restriction base="dms:Unknown"/>
+      </xsd:simpleType>
+    </xsd:element>
+    <xsd:element name="MediaServiceSearchProperties" ma:index="21" nillable="true" ma:displayName="MediaServiceSearchProperties" ma:hidden="true" ma:internalName="MediaServiceSearchProperties" ma:readOnly="true">
+      <xsd:simpleType>
+        <xsd:restriction base="dms:Note"/>
+      </xsd:simpleType>
+    </xsd:element>
+  </xsd:schema>
+  <xsd:schema xmlns:xsd="http://www.w3.org/2001/XMLSchema" xmlns:xs="http://www.w3.org/2001/XMLSchema" xmlns:dms="http://schemas.microsoft.com/office/2006/documentManagement/types" xmlns:pc="http://schemas.microsoft.com/office/infopath/2007/PartnerControls" targetNamespace="ad65eebb-9aa8-49dc-954e-2f274fb67fdf" elementFormDefault="qualified">
+    <xsd:import namespace="http://schemas.microsoft.com/office/2006/documentManagement/types"/>
+    <xsd:import namespace="http://schemas.microsoft.com/office/infopath/2007/PartnerControls"/>
+    <xsd:element name="TaxCatchAll" ma:index="12" nillable="true" ma:displayName="Taxonomy Catch All Column" ma:hidden="true" ma:list="{6025a312-ae1d-4d43-943f-f94ce9c59120}" ma:internalName="TaxCatchAll" ma:showField="CatchAllData" ma:web="ad65eebb-9aa8-49dc-954e-2f274fb67fdf">
+      <xsd:complexType>
+        <xsd:complexContent>
+          <xsd:extension base="dms:MultiChoiceLookup">
+            <xsd:sequence>
+              <xsd:element name="Value" type="dms:Lookup" maxOccurs="unbounded" minOccurs="0" nillable="true"/>
+            </xsd:sequence>
+          </xsd:extension>
+        </xsd:complexContent>
+      </xsd:complexType>
+    </xsd:element>
+    <xsd:element name="SharedWithUsers" ma:index="16" nillable="true" ma:displayName="Shared With" ma:internalName="SharedWithUsers" ma:readOnly="true">
+      <xsd:complexType>
+        <xsd:complexContent>
+          <xsd:extension base="dms:UserMulti">
+            <xsd:sequence>
+              <xsd:element name="UserInfo" minOccurs="0" maxOccurs="unbounded">
+                <xsd:complexType>
+                  <xsd:sequence>
+                    <xsd:element name="DisplayName" type="xsd:string" minOccurs="0"/>
+                    <xsd:element name="AccountId" type="dms:UserId" minOccurs="0" nillable="true"/>
+                    <xsd:element name="AccountType" type="xsd:string" minOccurs="0"/>
+                  </xsd:sequence>
+                </xsd:complexType>
+              </xsd:element>
+            </xsd:sequence>
+          </xsd:extension>
+        </xsd:complexContent>
+      </xsd:complexType>
+    </xsd:element>
+    <xsd:element name="SharedWithDetails" ma:index="17" nillable="true" ma:displayName="Shared With Details" ma:internalName="SharedWithDetails" ma:readOnly="true">
+      <xsd:simpleType>
+        <xsd:restriction base="dms:Note">
+          <xsd:maxLength value="255"/>
+        </xsd:restriction>
+      </xsd:simpleType>
+    </xsd:element>
+  </xsd:schema>
+  <xsd:schema xmlns="http://schemas.openxmlformats.org/package/2006/metadata/core-properties" xmlns:xsd="http://www.w3.org/2001/XMLSchema" xmlns:xsi="http://www.w3.org/2001/XMLSchema-instance" xmlns:dc="http://purl.org/dc/elements/1.1/" xmlns:dcterms="http://purl.org/dc/terms/" xmlns:odoc="http://schemas.microsoft.com/internal/obd" targetNamespace="http://schemas.openxmlformats.org/package/2006/metadata/core-properties" elementFormDefault="qualified" attributeFormDefault="unqualified" blockDefault="#all">
+    <xsd:import namespace="http://purl.org/dc/elements/1.1/" schemaLocation="http://dublincore.org/schemas/xmls/qdc/2003/04/02/dc.xsd"/>
+    <xsd:import namespace="http://purl.org/dc/terms/" schemaLocation="http://dublincore.org/schemas/xmls/qdc/2003/04/02/dcterms.xsd"/>
+    <xsd:element name="coreProperties" type="CT_coreProperties"/>
+    <xsd:complexType name="CT_coreProperties">
+      <xsd:all>
+        <xsd:element ref="dc:creator" minOccurs="0" maxOccurs="1"/>
+        <xsd:element ref="dcterms:created" minOccurs="0" maxOccurs="1"/>
+        <xsd:element ref="dc:identifier" minOccurs="0" maxOccurs="1"/>
+        <xsd:element name="contentType" minOccurs="0" maxOccurs="1" type="xsd:string" ma:index="0" ma:displayName="Content Type"/>
+        <xsd:element ref="dc:title" minOccurs="0" maxOccurs="1" ma:index="4" ma:displayName="Title"/>
+        <xsd:element ref="dc:subject" minOccurs="0" maxOccurs="1"/>
+        <xsd:element ref="dc:description" minOccurs="0" maxOccurs="1"/>
+        <xsd:element name="keywords" minOccurs="0" maxOccurs="1" type="xsd:string"/>
+        <xsd:element ref="dc:language" minOccurs="0" maxOccurs="1"/>
+        <xsd:element name="category" minOccurs="0" maxOccurs="1" type="xsd:string"/>
+        <xsd:element name="version" minOccurs="0" maxOccurs="1" type="xsd:string"/>
+        <xsd:element name="revision" minOccurs="0" maxOccurs="1" type="xsd:string">
+          <xsd:annotation>
+            <xsd:documentation>
+                        This value indicates the number of saves or revisions. The application is responsible for updating this value after each revision.
+                    </xsd:documentation>
+          </xsd:annotation>
+        </xsd:element>
+        <xsd:element name="lastModifiedBy" minOccurs="0" maxOccurs="1" type="xsd:string"/>
+        <xsd:element ref="dcterms:modified" minOccurs="0" maxOccurs="1"/>
+        <xsd:element name="contentStatus" minOccurs="0" maxOccurs="1" type="xsd:string"/>
+      </xsd:all>
+    </xsd:complexType>
+  </xsd:schema>
+  <xs:schema xmlns:pc="http://schemas.microsoft.com/office/infopath/2007/PartnerControls" xmlns:xs="http://www.w3.org/2001/XMLSchema" targetNamespace="http://schemas.microsoft.com/office/infopath/2007/PartnerControls" elementFormDefault="qualified" attributeFormDefault="unqualified">
+    <xs:element name="Person">
+      <xs:complexType>
+        <xs:sequence>
+          <xs:element ref="pc:DisplayName" minOccurs="0"/>
+          <xs:element ref="pc:AccountId" minOccurs="0"/>
+          <xs:element ref="pc:AccountType" minOccurs="0"/>
+        </xs:sequence>
+      </xs:complexType>
+    </xs:element>
+    <xs:element name="DisplayName" type="xs:string"/>
+    <xs:element name="AccountId" type="xs:string"/>
+    <xs:element name="AccountType" type="xs:string"/>
+    <xs:element name="BDCAssociatedEntity">
+      <xs:complexType>
+        <xs:sequence>
+          <xs:element ref="pc:BDCEntity" minOccurs="0" maxOccurs="unbounded"/>
+        </xs:sequence>
+        <xs:attribute ref="pc:EntityNamespace"/>
+        <xs:attribute ref="pc:EntityName"/>
+        <xs:attribute ref="pc:SystemInstanceName"/>
+        <xs:attribute ref="pc:AssociationName"/>
+      </xs:complexType>
+    </xs:element>
+    <xs:attribute name="EntityNamespace" type="xs:string"/>
+    <xs:attribute name="EntityName" type="xs:string"/>
+    <xs:attribute name="SystemInstanceName" type="xs:string"/>
+    <xs:attribute name="AssociationName" type="xs:string"/>
+    <xs:element name="BDCEntity">
+      <xs:complexType>
+        <xs:sequence>
+          <xs:element ref="pc:EntityDisplayName" minOccurs="0"/>
+          <xs:element ref="pc:EntityInstanceReference" minOccurs="0"/>
+          <xs:element ref="pc:EntityId1" minOccurs="0"/>
+          <xs:element ref="pc:EntityId2" minOccurs="0"/>
+          <xs:element ref="pc:EntityId3" minOccurs="0"/>
+          <xs:element ref="pc:EntityId4" minOccurs="0"/>
+          <xs:element ref="pc:EntityId5" minOccurs="0"/>
+        </xs:sequence>
+      </xs:complexType>
+    </xs:element>
+    <xs:element name="EntityDisplayName" type="xs:string"/>
+    <xs:element name="EntityInstanceReference" type="xs:string"/>
+    <xs:element name="EntityId1" type="xs:string"/>
+    <xs:element name="EntityId2" type="xs:string"/>
+    <xs:element name="EntityId3" type="xs:string"/>
+    <xs:element name="EntityId4" type="xs:string"/>
+    <xs:element name="EntityId5" type="xs:string"/>
+    <xs:element name="Terms">
+      <xs:complexType>
+        <xs:sequence>
+          <xs:element ref="pc:TermInfo" minOccurs="0" maxOccurs="unbounded"/>
+        </xs:sequence>
+      </xs:complexType>
+    </xs:element>
+    <xs:element name="TermInfo">
+      <xs:complexType>
+        <xs:sequence>
+          <xs:element ref="pc:TermName" minOccurs="0"/>
+          <xs:element ref="pc:TermId" minOccurs="0"/>
+        </xs:sequence>
+      </xs:complexType>
+    </xs:element>
+    <xs:element name="TermName" type="xs:string"/>
+    <xs:element name="TermId" type="xs:string"/>
+  </xs:schema>
+</ct:contentTypeSchema>
+</file>
+
+<file path=customXml/item3.xml><?xml version="1.0" encoding="utf-8"?>
+<?mso-contentType ?>
+<FormTemplates xmlns="http://schemas.microsoft.com/sharepoint/v3/contenttype/forms">
+  <Display>DocumentLibraryForm</Display>
+  <Edit>DocumentLibraryForm</Edit>
+  <New>DocumentLibraryForm</New>
+</FormTemplates>
+</file>
+
+<file path=customXml/item4.xml><?xml version="1.0" encoding="utf-8"?>
+<p:properties xmlns:p="http://schemas.microsoft.com/office/2006/metadata/properties" xmlns:xsi="http://www.w3.org/2001/XMLSchema-instance" xmlns:pc="http://schemas.microsoft.com/office/infopath/2007/PartnerControls">
+  <documentManagement>
+    <TaxCatchAll xmlns="ad65eebb-9aa8-49dc-954e-2f274fb67fdf" xsi:nil="true"/>
+    <lcf76f155ced4ddcb4097134ff3c332f xmlns="347c6671-e14e-499f-bdff-5abebf9f2841">
+      <Terms xmlns="http://schemas.microsoft.com/office/infopath/2007/PartnerControls"/>
+    </lcf76f155ced4ddcb4097134ff3c332f>
+  </documentManagement>
+</p:properties>
+</file>
+
 <file path=customXml/itemProps1.xml><?xml version="1.0" encoding="utf-8"?>
 <ds:datastoreItem xmlns:ds="http://schemas.openxmlformats.org/officeDocument/2006/customXml" ds:itemID="{A68F1FAB-CD9A-47B8-BBDF-E0F6B559D55F}">
   <ds:schemaRefs>
     <ds:schemaRef ds:uri="http://schemas.openxmlformats.org/officeDocument/2006/bibliography"/>
   </ds:schemaRefs>
 </ds:datastoreItem>
+</file>
+
+<file path=customXml/itemProps2.xml><?xml version="1.0" encoding="utf-8"?>
+<ds:datastoreItem xmlns:ds="http://schemas.openxmlformats.org/officeDocument/2006/customXml" ds:itemID="{5281F344-031F-47BF-A22E-8AA04D652A66}"/>
+</file>
+
+<file path=customXml/itemProps3.xml><?xml version="1.0" encoding="utf-8"?>
+<ds:datastoreItem xmlns:ds="http://schemas.openxmlformats.org/officeDocument/2006/customXml" ds:itemID="{AE7B5589-11E6-44CD-9D21-18F22D5322AF}"/>
+</file>
+
+<file path=customXml/itemProps4.xml><?xml version="1.0" encoding="utf-8"?>
+<ds:datastoreItem xmlns:ds="http://schemas.openxmlformats.org/officeDocument/2006/customXml" ds:itemID="{9D7902A9-CF62-4CED-9844-4FD32A0299F2}"/>
 </file>